--- a/assets/cv/Lorenzo_Marinelli_CV_IT.docx
+++ b/assets/cv/Lorenzo_Marinelli_CV_IT.docx
@@ -4,21 +4,8 @@
   <w:body>
     <w:p>
       <w:pPr>
-        <w:spacing w:before="0" w:after="40" w:line="240" w:lineRule="auto"/>
-      </w:pPr>
-      <w:r>
-        <w:rPr>
-          <w:rFonts w:ascii="Arial" w:hAnsi="Arial" w:cs="Arial"/>
-          <w:b/>
-          <w:color w:val="C10030"/>
-          <w:sz w:val="16"/>
-        </w:rPr>
-        <w:t>CURRICULUM VITAE | GIUGNO 2026</w:t>
-      </w:r>
-    </w:p>
-    <w:p>
-      <w:pPr>
-        <w:pStyle w:val="Title"/>
+        <w:pStyle w:val="CVName"/>
+        <w:jc w:val="left"/>
       </w:pPr>
       <w:r>
         <w:t>Lorenzo Marinelli</w:t>
@@ -26,1120 +13,2084 @@
     </w:p>
     <w:p>
       <w:pPr>
-        <w:pStyle w:val="Subtitle"/>
+        <w:pStyle w:val="CVSubtitle"/>
+        <w:jc w:val="left"/>
       </w:pPr>
       <w:r>
-        <w:t>Studente Magistrale in Computer Science | AI Applicata &amp; Calcolo Scientifico</w:t>
+        <w:t>Curriculum Vitae</w:t>
+      </w:r>
+    </w:p>
+    <w:tbl>
+      <w:tblPr>
+        <w:tblW w:type="auto" w:w="0"/>
+        <w:jc w:val="left"/>
+        <w:tblLayout w:type="fixed"/>
+        <w:tblLook w:firstColumn="1" w:firstRow="1" w:lastColumn="0" w:lastRow="0" w:noHBand="0" w:noVBand="1" w:val="04A0"/>
+        <w:tblBorders>
+          <w:top w:val="nil"/>
+          <w:left w:val="nil"/>
+          <w:bottom w:val="nil"/>
+          <w:right w:val="nil"/>
+          <w:insideH w:val="nil"/>
+          <w:insideV w:val="nil"/>
+        </w:tblBorders>
+      </w:tblPr>
+      <w:tblGrid>
+        <w:gridCol w:w="10091"/>
+      </w:tblGrid>
+      <w:tr>
+        <w:tc>
+          <w:tcPr>
+            <w:tcW w:type="dxa" w:w="10091"/>
+            <w:vAlign w:val="center"/>
+            <w:shd w:fill="F3F7FA"/>
+            <w:tcBorders>
+              <w:left w:val="single" w:sz="18" w:space="0" w:color="1F4E79"/>
+              <w:top w:val="nil"/>
+              <w:bottom w:val="nil"/>
+              <w:right w:val="nil"/>
+            </w:tcBorders>
+            <w:tcMar>
+              <w:top w:w="85" w:type="dxa"/>
+              <w:start w:w="180" w:type="dxa"/>
+              <w:bottom w:w="80" w:type="dxa"/>
+              <w:end w:w="160" w:type="dxa"/>
+            </w:tcMar>
+          </w:tcPr>
+          <w:p>
+            <w:pPr>
+              <w:spacing w:after="44" w:line="240" w:lineRule="auto"/>
+              <w:jc w:val="left"/>
+            </w:pPr>
+            <w:r>
+              <w:rPr>
+                <w:rFonts w:ascii="Arial" w:hAnsi="Arial"/>
+                <w:color w:val="1E2A35"/>
+                <w:sz w:val="17"/>
+              </w:rPr>
+              <w:t>Roma, Italia</w:t>
+            </w:r>
+            <w:r>
+              <w:rPr>
+                <w:rFonts w:ascii="Arial" w:hAnsi="Arial"/>
+                <w:color w:val="666666"/>
+                <w:sz w:val="17"/>
+              </w:rPr>
+              <w:t xml:space="preserve">   |   +39 366 462 9271   |   </w:t>
+            </w:r>
+            <w:hyperlink r:id="rId9">
+              <w:r>
+                <w:rPr>
+                  <w:rFonts w:ascii="Arial" w:hAnsi="Arial"/>
+                  <w:color w:val="1F4E79"/>
+                  <w:sz w:val="18"/>
+                </w:rPr>
+                <w:t>lorenzo03.marinelli@gmail.com</w:t>
+              </w:r>
+            </w:hyperlink>
+          </w:p>
+          <w:p>
+            <w:pPr>
+              <w:spacing w:after="0" w:line="240" w:lineRule="auto"/>
+              <w:jc w:val="left"/>
+            </w:pPr>
+            <w:hyperlink r:id="rId10">
+              <w:r>
+                <w:rPr>
+                  <w:rFonts w:ascii="Arial" w:hAnsi="Arial"/>
+                  <w:color w:val="1F4E79"/>
+                  <w:sz w:val="18"/>
+                </w:rPr>
+                <w:t>www.lmarinelli.eu</w:t>
+              </w:r>
+            </w:hyperlink>
+            <w:r>
+              <w:rPr>
+                <w:rFonts w:ascii="Arial" w:hAnsi="Arial"/>
+                <w:color w:val="666666"/>
+                <w:sz w:val="17"/>
+              </w:rPr>
+              <w:t xml:space="preserve">   |   </w:t>
+            </w:r>
+            <w:hyperlink r:id="rId11">
+              <w:r>
+                <w:rPr>
+                  <w:rFonts w:ascii="Arial" w:hAnsi="Arial"/>
+                  <w:color w:val="1F4E79"/>
+                  <w:sz w:val="18"/>
+                </w:rPr>
+                <w:t>GitHub</w:t>
+              </w:r>
+            </w:hyperlink>
+            <w:r>
+              <w:rPr>
+                <w:rFonts w:ascii="Arial" w:hAnsi="Arial"/>
+                <w:color w:val="666666"/>
+                <w:sz w:val="17"/>
+              </w:rPr>
+              <w:t xml:space="preserve">   |   </w:t>
+            </w:r>
+            <w:hyperlink r:id="rId12">
+              <w:r>
+                <w:rPr>
+                  <w:rFonts w:ascii="Arial" w:hAnsi="Arial"/>
+                  <w:color w:val="1F4E79"/>
+                  <w:sz w:val="18"/>
+                </w:rPr>
+                <w:t>LinkedIn</w:t>
+              </w:r>
+            </w:hyperlink>
+          </w:p>
+        </w:tc>
+      </w:tr>
+    </w:tbl>
+    <w:p>
+      <w:pPr>
+        <w:pStyle w:val="CVSection"/>
+        <w:keepNext/>
+        <w:pBdr>
+          <w:bottom w:val="single" w:sz="8" w:space="1" w:color="1F4E79"/>
+        </w:pBdr>
+        <w:spacing w:before="150" w:after="60"/>
+      </w:pPr>
+      <w:r>
+        <w:t>PROFILO</w:t>
+      </w:r>
+    </w:p>
+    <w:tbl>
+      <w:tblPr>
+        <w:tblW w:type="auto" w:w="0"/>
+        <w:tblLayout w:type="fixed"/>
+        <w:tblLook w:firstColumn="1" w:firstRow="1" w:lastColumn="0" w:lastRow="0" w:noHBand="0" w:noVBand="1" w:val="04A0"/>
+        <w:tblBorders>
+          <w:top w:val="nil"/>
+          <w:left w:val="nil"/>
+          <w:bottom w:val="nil"/>
+          <w:right w:val="nil"/>
+          <w:insideH w:val="nil"/>
+          <w:insideV w:val="nil"/>
+        </w:tblBorders>
+      </w:tblPr>
+      <w:tblGrid>
+        <w:gridCol w:w="1899"/>
+        <w:gridCol w:w="8107"/>
+      </w:tblGrid>
+      <w:tr>
+        <w:trPr>
+          <w:cantSplit/>
+        </w:trPr>
+        <w:tc>
+          <w:tcPr>
+            <w:tcW w:type="dxa" w:w="1899"/>
+            <w:tcMar>
+              <w:top w:w="20" w:type="dxa"/>
+              <w:start w:w="0" w:type="dxa"/>
+              <w:bottom w:w="0" w:type="dxa"/>
+              <w:end w:w="160" w:type="dxa"/>
+            </w:tcMar>
+          </w:tcPr>
+          <w:p>
+            <w:pPr>
+              <w:pStyle w:val="CVMeta"/>
+              <w:widowControl/>
+              <w:jc w:val="right"/>
+            </w:pPr>
+            <w:r>
+              <w:rPr>
+                <w:b/>
+                <w:color w:val="1F4E79"/>
+              </w:rPr>
+              <w:t>Profilo di ricerca</w:t>
+            </w:r>
+          </w:p>
+        </w:tc>
+        <w:tc>
+          <w:tcPr>
+            <w:tcW w:type="dxa" w:w="8107"/>
+            <w:tcMar>
+              <w:top w:w="20" w:type="dxa"/>
+              <w:start w:w="90" w:type="dxa"/>
+              <w:bottom w:w="0" w:type="dxa"/>
+              <w:end w:w="0" w:type="dxa"/>
+            </w:tcMar>
+          </w:tcPr>
+          <w:p>
+            <w:pPr>
+              <w:widowControl/>
+            </w:pPr>
+            <w:r>
+              <w:t>Studente di Laurea Magistrale in Informatica presso Sapienza Università di Roma, con una laurea in Applied Computer Science and Artificial Intelligence conseguita con 110/110 e lode. Gli interessi di ricerca includono graph representation learning, bioinformatica, computer vision, adversarial machine learning e robustezza e affidabilità dei modelli di machine learning. Esperienza nello sviluppo di pipeline sperimentali end-to-end, valutazione quantitativa, sviluppo software riproducibile e prototipazione orientata al deployment.</w:t>
+            </w:r>
+          </w:p>
+        </w:tc>
+      </w:tr>
+    </w:tbl>
+    <w:p>
+      <w:pPr>
+        <w:pStyle w:val="CVSection"/>
+        <w:keepNext/>
+        <w:pBdr>
+          <w:bottom w:val="single" w:sz="8" w:space="1" w:color="1F4E79"/>
+        </w:pBdr>
+      </w:pPr>
+      <w:r>
+        <w:t>ISTRUZIONE E FORMAZIONE</w:t>
+      </w:r>
+    </w:p>
+    <w:tbl>
+      <w:tblPr>
+        <w:tblW w:type="auto" w:w="0"/>
+        <w:jc w:val="center"/>
+        <w:tblLayout w:type="fixed"/>
+        <w:tblLook w:firstColumn="1" w:firstRow="1" w:lastColumn="0" w:lastRow="0" w:noHBand="0" w:noVBand="1" w:val="04A0"/>
+        <w:tblBorders>
+          <w:top w:val="nil"/>
+          <w:left w:val="nil"/>
+          <w:bottom w:val="nil"/>
+          <w:right w:val="nil"/>
+          <w:insideH w:val="nil"/>
+          <w:insideV w:val="nil"/>
+        </w:tblBorders>
+      </w:tblPr>
+      <w:tblGrid>
+        <w:gridCol w:w="1899"/>
+        <w:gridCol w:w="8107"/>
+      </w:tblGrid>
+      <w:tr>
+        <w:trPr>
+          <w:cantSplit/>
+        </w:trPr>
+        <w:tc>
+          <w:tcPr>
+            <w:tcW w:type="dxa" w:w="1899"/>
+            <w:vAlign w:val="top"/>
+            <w:tcMar>
+              <w:top w:w="40" w:type="dxa"/>
+              <w:start w:w="0" w:type="dxa"/>
+              <w:bottom w:w="20" w:type="dxa"/>
+              <w:end w:w="160" w:type="dxa"/>
+            </w:tcMar>
+          </w:tcPr>
+          <w:p>
+            <w:pPr>
+              <w:pStyle w:val="CVMeta"/>
+              <w:widowControl/>
+              <w:jc w:val="right"/>
+            </w:pPr>
+            <w:r>
+              <w:rPr>
+                <w:b/>
+                <w:color w:val="1F4E79"/>
+              </w:rPr>
+              <w:t>2025-oggi</w:t>
+            </w:r>
+          </w:p>
+        </w:tc>
+        <w:tc>
+          <w:tcPr>
+            <w:tcW w:type="dxa" w:w="8107"/>
+            <w:vAlign w:val="top"/>
+            <w:tcMar>
+              <w:top w:w="40" w:type="dxa"/>
+              <w:start w:w="90" w:type="dxa"/>
+              <w:bottom w:w="20" w:type="dxa"/>
+              <w:end w:w="0" w:type="dxa"/>
+            </w:tcMar>
+          </w:tcPr>
+          <w:p>
+            <w:pPr>
+              <w:pStyle w:val="CVItemTitle"/>
+              <w:keepNext/>
+              <w:widowControl/>
+            </w:pPr>
+            <w:r>
+              <w:t>Laurea Magistrale in Informatica</w:t>
+            </w:r>
+          </w:p>
+          <w:p>
+            <w:pPr>
+              <w:pStyle w:val="CVMeta"/>
+              <w:keepNext/>
+              <w:widowControl/>
+            </w:pPr>
+            <w:r>
+              <w:t>Sapienza Università di Roma</w:t>
+            </w:r>
+          </w:p>
+          <w:p>
+            <w:pPr>
+              <w:widowControl/>
+              <w:spacing w:after="30"/>
+            </w:pPr>
+            <w:r>
+              <w:t>Percorso di studi magistrale in informatica, con particolare interesse per deep learning, metodi basati su grafi, valutazione robusta e ingegneria del software per la ricerca.</w:t>
+            </w:r>
+          </w:p>
+        </w:tc>
+      </w:tr>
+    </w:tbl>
+    <w:tbl>
+      <w:tblPr>
+        <w:tblW w:type="auto" w:w="0"/>
+        <w:jc w:val="center"/>
+        <w:tblLayout w:type="fixed"/>
+        <w:tblLook w:firstColumn="1" w:firstRow="1" w:lastColumn="0" w:lastRow="0" w:noHBand="0" w:noVBand="1" w:val="04A0"/>
+        <w:tblBorders>
+          <w:top w:val="nil"/>
+          <w:left w:val="nil"/>
+          <w:bottom w:val="nil"/>
+          <w:right w:val="nil"/>
+          <w:insideH w:val="nil"/>
+          <w:insideV w:val="nil"/>
+        </w:tblBorders>
+      </w:tblPr>
+      <w:tblGrid>
+        <w:gridCol w:w="1899"/>
+        <w:gridCol w:w="8107"/>
+      </w:tblGrid>
+      <w:tr>
+        <w:trPr>
+          <w:cantSplit/>
+        </w:trPr>
+        <w:tc>
+          <w:tcPr>
+            <w:tcW w:type="dxa" w:w="1899"/>
+            <w:vAlign w:val="top"/>
+            <w:tcMar>
+              <w:top w:w="40" w:type="dxa"/>
+              <w:start w:w="0" w:type="dxa"/>
+              <w:bottom w:w="20" w:type="dxa"/>
+              <w:end w:w="160" w:type="dxa"/>
+            </w:tcMar>
+          </w:tcPr>
+          <w:p>
+            <w:pPr>
+              <w:pStyle w:val="CVMeta"/>
+              <w:widowControl/>
+              <w:jc w:val="right"/>
+            </w:pPr>
+            <w:r>
+              <w:rPr>
+                <w:b/>
+                <w:color w:val="1F4E79"/>
+              </w:rPr>
+              <w:t>2022-2025</w:t>
+            </w:r>
+          </w:p>
+        </w:tc>
+        <w:tc>
+          <w:tcPr>
+            <w:tcW w:type="dxa" w:w="8107"/>
+            <w:vAlign w:val="top"/>
+            <w:tcMar>
+              <w:top w:w="40" w:type="dxa"/>
+              <w:start w:w="90" w:type="dxa"/>
+              <w:bottom w:w="20" w:type="dxa"/>
+              <w:end w:w="0" w:type="dxa"/>
+            </w:tcMar>
+          </w:tcPr>
+          <w:p>
+            <w:pPr>
+              <w:pStyle w:val="CVItemTitle"/>
+              <w:keepNext/>
+              <w:widowControl/>
+            </w:pPr>
+            <w:r>
+              <w:t>Laurea in Applied Computer Science and Artificial Intelligence</w:t>
+            </w:r>
+          </w:p>
+          <w:p>
+            <w:pPr>
+              <w:pStyle w:val="CVMeta"/>
+              <w:keepNext/>
+              <w:widowControl/>
+            </w:pPr>
+            <w:r>
+              <w:t>Sapienza Università di Roma</w:t>
+            </w:r>
+          </w:p>
+          <w:p>
+            <w:pPr>
+              <w:widowControl/>
+              <w:spacing w:after="30"/>
+            </w:pPr>
+            <w:r>
+              <w:t>Laurea conseguita con 110/110 e lode. Corso di laurea in lingua inglese, classe L-31. Tesi di laurea sulla link prediction mediante graph neural network in reti di interazione proteina-proteina.</w:t>
+            </w:r>
+          </w:p>
+        </w:tc>
+      </w:tr>
+    </w:tbl>
+    <w:tbl>
+      <w:tblPr>
+        <w:tblW w:type="auto" w:w="0"/>
+        <w:jc w:val="center"/>
+        <w:tblLayout w:type="fixed"/>
+        <w:tblLook w:firstColumn="1" w:firstRow="1" w:lastColumn="0" w:lastRow="0" w:noHBand="0" w:noVBand="1" w:val="04A0"/>
+        <w:tblBorders>
+          <w:top w:val="nil"/>
+          <w:left w:val="nil"/>
+          <w:bottom w:val="nil"/>
+          <w:right w:val="nil"/>
+          <w:insideH w:val="nil"/>
+          <w:insideV w:val="nil"/>
+        </w:tblBorders>
+      </w:tblPr>
+      <w:tblGrid>
+        <w:gridCol w:w="1899"/>
+        <w:gridCol w:w="8107"/>
+      </w:tblGrid>
+      <w:tr>
+        <w:trPr>
+          <w:cantSplit/>
+        </w:trPr>
+        <w:tc>
+          <w:tcPr>
+            <w:tcW w:type="dxa" w:w="1899"/>
+            <w:vAlign w:val="top"/>
+            <w:tcMar>
+              <w:top w:w="40" w:type="dxa"/>
+              <w:start w:w="0" w:type="dxa"/>
+              <w:bottom w:w="20" w:type="dxa"/>
+              <w:end w:w="160" w:type="dxa"/>
+            </w:tcMar>
+          </w:tcPr>
+          <w:p>
+            <w:pPr>
+              <w:pStyle w:val="CVMeta"/>
+              <w:widowControl/>
+              <w:jc w:val="right"/>
+            </w:pPr>
+            <w:r>
+              <w:rPr>
+                <w:b/>
+                <w:color w:val="1F4E79"/>
+              </w:rPr>
+              <w:t>2017-2022</w:t>
+            </w:r>
+          </w:p>
+        </w:tc>
+        <w:tc>
+          <w:tcPr>
+            <w:tcW w:type="dxa" w:w="8107"/>
+            <w:vAlign w:val="top"/>
+            <w:tcMar>
+              <w:top w:w="40" w:type="dxa"/>
+              <w:start w:w="90" w:type="dxa"/>
+              <w:bottom w:w="20" w:type="dxa"/>
+              <w:end w:w="0" w:type="dxa"/>
+            </w:tcMar>
+          </w:tcPr>
+          <w:p>
+            <w:pPr>
+              <w:pStyle w:val="CVItemTitle"/>
+              <w:keepNext/>
+              <w:widowControl/>
+            </w:pPr>
+            <w:r>
+              <w:t>Diploma di maturità scientifica</w:t>
+            </w:r>
+          </w:p>
+          <w:p>
+            <w:pPr>
+              <w:pStyle w:val="CVMeta"/>
+              <w:keepNext/>
+              <w:widowControl/>
+            </w:pPr>
+            <w:r>
+              <w:t>Liceo Scientifico Statale "A. Romita", Campobasso</w:t>
+            </w:r>
+          </w:p>
+          <w:p>
+            <w:pPr>
+              <w:widowControl/>
+              <w:spacing w:after="30"/>
+            </w:pPr>
+            <w:r>
+              <w:t>Diploma conseguito con 100/100 e lode.</w:t>
+            </w:r>
+          </w:p>
+        </w:tc>
+      </w:tr>
+    </w:tbl>
+    <w:p>
+      <w:pPr>
+        <w:pStyle w:val="CVSection"/>
+        <w:keepNext/>
+        <w:pBdr>
+          <w:bottom w:val="single" w:sz="8" w:space="1" w:color="1F4E79"/>
+        </w:pBdr>
+      </w:pPr>
+      <w:r>
+        <w:t>ESPERIENZA DI RICERCA</w:t>
+      </w:r>
+    </w:p>
+    <w:tbl>
+      <w:tblPr>
+        <w:tblW w:type="auto" w:w="0"/>
+        <w:jc w:val="center"/>
+        <w:tblLayout w:type="fixed"/>
+        <w:tblLook w:firstColumn="1" w:firstRow="1" w:lastColumn="0" w:lastRow="0" w:noHBand="0" w:noVBand="1" w:val="04A0"/>
+        <w:tblBorders>
+          <w:top w:val="nil"/>
+          <w:left w:val="nil"/>
+          <w:bottom w:val="nil"/>
+          <w:right w:val="nil"/>
+          <w:insideH w:val="nil"/>
+          <w:insideV w:val="nil"/>
+        </w:tblBorders>
+      </w:tblPr>
+      <w:tblGrid>
+        <w:gridCol w:w="1899"/>
+        <w:gridCol w:w="8107"/>
+      </w:tblGrid>
+      <w:tr>
+        <w:trPr>
+          <w:cantSplit/>
+        </w:trPr>
+        <w:tc>
+          <w:tcPr>
+            <w:tcW w:type="dxa" w:w="1899"/>
+            <w:vAlign w:val="top"/>
+            <w:tcMar>
+              <w:top w:w="40" w:type="dxa"/>
+              <w:start w:w="0" w:type="dxa"/>
+              <w:bottom w:w="20" w:type="dxa"/>
+              <w:end w:w="160" w:type="dxa"/>
+            </w:tcMar>
+          </w:tcPr>
+          <w:p>
+            <w:pPr>
+              <w:pStyle w:val="CVMeta"/>
+              <w:widowControl/>
+              <w:jc w:val="right"/>
+            </w:pPr>
+            <w:r>
+              <w:rPr>
+                <w:b/>
+                <w:color w:val="1F4E79"/>
+              </w:rPr>
+              <w:t>2024-2025</w:t>
+            </w:r>
+          </w:p>
+        </w:tc>
+        <w:tc>
+          <w:tcPr>
+            <w:tcW w:type="dxa" w:w="8107"/>
+            <w:vAlign w:val="top"/>
+            <w:tcMar>
+              <w:top w:w="40" w:type="dxa"/>
+              <w:start w:w="90" w:type="dxa"/>
+              <w:bottom w:w="20" w:type="dxa"/>
+              <w:end w:w="0" w:type="dxa"/>
+            </w:tcMar>
+          </w:tcPr>
+          <w:p>
+            <w:pPr>
+              <w:pStyle w:val="CVItemTitle"/>
+              <w:keepNext/>
+              <w:widowControl/>
+            </w:pPr>
+            <w:r>
+              <w:t>Tesi di laurea: Protein Interaction Link Prediction</w:t>
+            </w:r>
+          </w:p>
+          <w:p>
+            <w:pPr>
+              <w:pStyle w:val="CVMeta"/>
+              <w:keepNext/>
+              <w:widowControl/>
+            </w:pPr>
+            <w:r>
+              <w:t>Unveiling Protein Connections through Graph Neural Networks and ProtT5 Embeddings</w:t>
+            </w:r>
+          </w:p>
+          <w:p>
+            <w:pPr>
+              <w:widowControl/>
+              <w:spacing w:after="14"/>
+              <w:ind w:left="198" w:hanging="113"/>
+            </w:pPr>
+            <w:r>
+              <w:rPr>
+                <w:color w:val="1F4E79"/>
+              </w:rPr>
+              <w:t xml:space="preserve">• </w:t>
+            </w:r>
+            <w:r>
+              <w:t>Sviluppata una pipeline end-to-end per la previsione di interazioni proteina-proteina utilizzando dati STRING v12, embedding di sequenza ProtT5 e graph neural network.</w:t>
+            </w:r>
+          </w:p>
+          <w:p>
+            <w:pPr>
+              <w:widowControl/>
+              <w:spacing w:after="14"/>
+              <w:ind w:left="198" w:hanging="113"/>
+            </w:pPr>
+            <w:r>
+              <w:rPr>
+                <w:color w:val="1F4E79"/>
+              </w:rPr>
+              <w:t xml:space="preserve">• </w:t>
+            </w:r>
+            <w:r>
+              <w:t>Combinati layer TAGConv, TransformerConv multi-head e GIN con un decoder pairwise; implementati negative sampling, class weighting, edge-dropout augmentation e procedure di valutazione riproducibili.</w:t>
+            </w:r>
+          </w:p>
+          <w:p>
+            <w:pPr>
+              <w:widowControl/>
+              <w:spacing w:after="14"/>
+              <w:ind w:left="198" w:hanging="113"/>
+            </w:pPr>
+            <w:r>
+              <w:rPr>
+                <w:color w:val="1F4E79"/>
+              </w:rPr>
+              <w:t xml:space="preserve">• </w:t>
+            </w:r>
+            <w:r>
+              <w:t>Raggiunto un AUROC di 0,96, recuperato l'81% delle interazioni positive escluse e ottenuto P@500 = 1,00; analizzati selezione della soglia, sbilanciamento delle classi e bias indotto dalla topologia.</w:t>
+            </w:r>
+          </w:p>
+          <w:p>
+            <w:pPr>
+              <w:widowControl/>
+              <w:spacing w:after="14"/>
+              <w:ind w:left="198" w:hanging="113"/>
+            </w:pPr>
+            <w:r>
+              <w:rPr>
+                <w:color w:val="1F4E79"/>
+              </w:rPr>
+              <w:t xml:space="preserve">• </w:t>
+            </w:r>
+            <w:r>
+              <w:t>Condotto un caso di studio su NOTCH2 per classificare candidati di interazione biologicamente plausibili e documentate limitazioni metodologiche e possibili sviluppi futuri orientati alla robustezza.</w:t>
+            </w:r>
+          </w:p>
+        </w:tc>
+      </w:tr>
+    </w:tbl>
+    <w:p>
+      <w:pPr>
+        <w:pStyle w:val="CVSection"/>
+        <w:keepNext/>
+        <w:pBdr>
+          <w:bottom w:val="single" w:sz="8" w:space="1" w:color="1F4E79"/>
+        </w:pBdr>
+      </w:pPr>
+      <w:r>
+        <w:t>PROGETTI SELEZIONATI</w:t>
+      </w:r>
+    </w:p>
+    <w:tbl>
+      <w:tblPr>
+        <w:tblW w:type="auto" w:w="0"/>
+        <w:jc w:val="center"/>
+        <w:tblLayout w:type="fixed"/>
+        <w:tblLook w:firstColumn="1" w:firstRow="1" w:lastColumn="0" w:lastRow="0" w:noHBand="0" w:noVBand="1" w:val="04A0"/>
+        <w:tblBorders>
+          <w:top w:val="nil"/>
+          <w:left w:val="nil"/>
+          <w:bottom w:val="nil"/>
+          <w:right w:val="nil"/>
+          <w:insideH w:val="nil"/>
+          <w:insideV w:val="nil"/>
+        </w:tblBorders>
+      </w:tblPr>
+      <w:tblGrid>
+        <w:gridCol w:w="1899"/>
+        <w:gridCol w:w="8107"/>
+      </w:tblGrid>
+      <w:tr>
+        <w:trPr>
+          <w:cantSplit/>
+        </w:trPr>
+        <w:tc>
+          <w:tcPr>
+            <w:tcW w:type="dxa" w:w="1899"/>
+            <w:vAlign w:val="top"/>
+            <w:tcMar>
+              <w:top w:w="40" w:type="dxa"/>
+              <w:start w:w="0" w:type="dxa"/>
+              <w:bottom w:w="20" w:type="dxa"/>
+              <w:end w:w="160" w:type="dxa"/>
+            </w:tcMar>
+          </w:tcPr>
+          <w:p>
+            <w:pPr>
+              <w:pStyle w:val="CVMeta"/>
+              <w:widowControl/>
+              <w:jc w:val="right"/>
+            </w:pPr>
+            <w:r>
+              <w:rPr>
+                <w:b/>
+                <w:color w:val="1F4E79"/>
+              </w:rPr>
+              <w:t>Adversarial ML</w:t>
+            </w:r>
+          </w:p>
+        </w:tc>
+        <w:tc>
+          <w:tcPr>
+            <w:tcW w:type="dxa" w:w="8107"/>
+            <w:vAlign w:val="top"/>
+            <w:tcMar>
+              <w:top w:w="40" w:type="dxa"/>
+              <w:start w:w="90" w:type="dxa"/>
+              <w:bottom w:w="20" w:type="dxa"/>
+              <w:end w:w="0" w:type="dxa"/>
+            </w:tcMar>
+          </w:tcPr>
+          <w:p>
+            <w:pPr>
+              <w:pStyle w:val="CVItemTitle"/>
+              <w:keepNext/>
+              <w:widowControl/>
+            </w:pPr>
+            <w:r>
+              <w:t>NoWhisper: Adversarial Robustness of Speech Recognition</w:t>
+            </w:r>
+          </w:p>
+          <w:p>
+            <w:pPr>
+              <w:widowControl/>
+              <w:spacing w:after="14"/>
+              <w:ind w:left="198" w:hanging="113"/>
+            </w:pPr>
+            <w:r>
+              <w:rPr>
+                <w:color w:val="1F4E79"/>
+              </w:rPr>
+              <w:t xml:space="preserve">• </w:t>
+            </w:r>
+            <w:r>
+              <w:t>Co-sviluppato un framework per lo studio di perturbazioni avversarie non mirate contro Whisper, con l'obiettivo di degradare la trascrizione automatica preservando l'intelligibilità del parlato originale.</w:t>
+            </w:r>
+          </w:p>
+          <w:p>
+            <w:pPr>
+              <w:widowControl/>
+              <w:spacing w:after="14"/>
+              <w:ind w:left="198" w:hanging="113"/>
+            </w:pPr>
+            <w:r>
+              <w:rPr>
+                <w:color w:val="1F4E79"/>
+              </w:rPr>
+              <w:t xml:space="preserve">• </w:t>
+            </w:r>
+            <w:r>
+              <w:t>Implementati attacchi white-box specifici per campione e l'addestramento di un generatore neurale riutilizzabile di perturbazioni, includendo vincoli di ampiezza e trasformazioni audio orientate alla robustezza.</w:t>
+            </w:r>
+          </w:p>
+          <w:p>
+            <w:pPr>
+              <w:widowControl/>
+              <w:spacing w:after="14"/>
+              <w:ind w:left="198" w:hanging="113"/>
+            </w:pPr>
+            <w:r>
+              <w:rPr>
+                <w:color w:val="1F4E79"/>
+              </w:rPr>
+              <w:t xml:space="preserve">• </w:t>
+            </w:r>
+            <w:r>
+              <w:t>Costruiti workflow riproducibili per preparazione, valutazione e reporting su LibriSpeech utilizzando word error rate e character error rate, insieme a strumenti da riga di comando e a un'interfaccia interattiva per l'analisi degli attacchi.</w:t>
+            </w:r>
+          </w:p>
+        </w:tc>
+      </w:tr>
+    </w:tbl>
+    <w:tbl>
+      <w:tblPr>
+        <w:tblW w:type="auto" w:w="0"/>
+        <w:jc w:val="center"/>
+        <w:tblLayout w:type="fixed"/>
+        <w:tblLook w:firstColumn="1" w:firstRow="1" w:lastColumn="0" w:lastRow="0" w:noHBand="0" w:noVBand="1" w:val="04A0"/>
+        <w:tblBorders>
+          <w:top w:val="nil"/>
+          <w:left w:val="nil"/>
+          <w:bottom w:val="nil"/>
+          <w:right w:val="nil"/>
+          <w:insideH w:val="nil"/>
+          <w:insideV w:val="nil"/>
+        </w:tblBorders>
+      </w:tblPr>
+      <w:tblGrid>
+        <w:gridCol w:w="1899"/>
+        <w:gridCol w:w="8107"/>
+      </w:tblGrid>
+      <w:tr>
+        <w:trPr>
+          <w:cantSplit/>
+        </w:trPr>
+        <w:tc>
+          <w:tcPr>
+            <w:tcW w:type="dxa" w:w="1899"/>
+            <w:vAlign w:val="top"/>
+            <w:tcMar>
+              <w:top w:w="40" w:type="dxa"/>
+              <w:start w:w="0" w:type="dxa"/>
+              <w:bottom w:w="20" w:type="dxa"/>
+              <w:end w:w="160" w:type="dxa"/>
+            </w:tcMar>
+          </w:tcPr>
+          <w:p>
+            <w:pPr>
+              <w:pStyle w:val="CVMeta"/>
+              <w:widowControl/>
+              <w:jc w:val="right"/>
+            </w:pPr>
+            <w:r>
+              <w:rPr>
+                <w:b/>
+                <w:color w:val="1F4E79"/>
+              </w:rPr>
+              <w:t>Reinforcement learning</w:t>
+            </w:r>
+          </w:p>
+        </w:tc>
+        <w:tc>
+          <w:tcPr>
+            <w:tcW w:type="dxa" w:w="8107"/>
+            <w:vAlign w:val="top"/>
+            <w:tcMar>
+              <w:top w:w="40" w:type="dxa"/>
+              <w:start w:w="90" w:type="dxa"/>
+              <w:bottom w:w="20" w:type="dxa"/>
+              <w:end w:w="0" w:type="dxa"/>
+            </w:tcMar>
+          </w:tcPr>
+          <w:p>
+            <w:pPr>
+              <w:pStyle w:val="CVItemTitle"/>
+              <w:keepNext/>
+              <w:widowControl/>
+            </w:pPr>
+            <w:r>
+              <w:t>RL-Nav: Language-Guided Navigation under Partial Observability</w:t>
+            </w:r>
+          </w:p>
+          <w:p>
+            <w:pPr>
+              <w:widowControl/>
+              <w:spacing w:after="14"/>
+              <w:ind w:left="198" w:hanging="113"/>
+            </w:pPr>
+            <w:r>
+              <w:rPr>
+                <w:color w:val="1F4E79"/>
+              </w:rPr>
+              <w:t xml:space="preserve">• </w:t>
+            </w:r>
+            <w:r>
+              <w:t>Sviluppato un ambiente di navigazione stocastico in PyBullet con ostacoli e regioni pericolose e addestrato un agente PPO ricorrente a partire da osservazioni parziali.</w:t>
+            </w:r>
+          </w:p>
+          <w:p>
+            <w:pPr>
+              <w:widowControl/>
+              <w:spacing w:after="14"/>
+              <w:ind w:left="198" w:hanging="113"/>
+            </w:pPr>
+            <w:r>
+              <w:rPr>
+                <w:color w:val="1F4E79"/>
+              </w:rPr>
+              <w:t xml:space="preserve">• </w:t>
+            </w:r>
+            <w:r>
+              <w:t>Integrato un oracolo basato su LLM che restituisce indicazioni TURN/WALK vincolate, con parsing canonico, cooldown delle query, gestione dei fallimenti e un planner geometrico utilizzato come policy di riferimento.</w:t>
+            </w:r>
+          </w:p>
+          <w:p>
+            <w:pPr>
+              <w:widowControl/>
+              <w:spacing w:after="14"/>
+              <w:ind w:left="198" w:hanging="113"/>
+            </w:pPr>
+            <w:r>
+              <w:rPr>
+                <w:color w:val="1F4E79"/>
+              </w:rPr>
+              <w:t xml:space="preserve">• </w:t>
+            </w:r>
+            <w:r>
+              <w:t>Valutati accordo dell'oracolo, successo nella navigazione e propagazione degli errori locali nelle istruzioni sul comportamento a lungo orizzonte, evidenziando il divario tra indicazioni linguistiche plausibili e controllo affidabile.</w:t>
+            </w:r>
+          </w:p>
+        </w:tc>
+      </w:tr>
+    </w:tbl>
+    <w:tbl>
+      <w:tblPr>
+        <w:tblW w:type="auto" w:w="0"/>
+        <w:jc w:val="center"/>
+        <w:tblLayout w:type="fixed"/>
+        <w:tblLook w:firstColumn="1" w:firstRow="1" w:lastColumn="0" w:lastRow="0" w:noHBand="0" w:noVBand="1" w:val="04A0"/>
+        <w:tblBorders>
+          <w:top w:val="nil"/>
+          <w:left w:val="nil"/>
+          <w:bottom w:val="nil"/>
+          <w:right w:val="nil"/>
+          <w:insideH w:val="nil"/>
+          <w:insideV w:val="nil"/>
+        </w:tblBorders>
+      </w:tblPr>
+      <w:tblGrid>
+        <w:gridCol w:w="1899"/>
+        <w:gridCol w:w="8107"/>
+      </w:tblGrid>
+      <w:tr>
+        <w:trPr>
+          <w:cantSplit/>
+        </w:trPr>
+        <w:tc>
+          <w:tcPr>
+            <w:tcW w:type="dxa" w:w="1899"/>
+            <w:vAlign w:val="top"/>
+            <w:tcMar>
+              <w:top w:w="40" w:type="dxa"/>
+              <w:start w:w="0" w:type="dxa"/>
+              <w:bottom w:w="20" w:type="dxa"/>
+              <w:end w:w="160" w:type="dxa"/>
+            </w:tcMar>
+          </w:tcPr>
+          <w:p>
+            <w:pPr>
+              <w:pStyle w:val="CVMeta"/>
+              <w:widowControl/>
+              <w:jc w:val="right"/>
+            </w:pPr>
+            <w:r>
+              <w:rPr>
+                <w:b/>
+                <w:color w:val="1F4E79"/>
+              </w:rPr>
+              <w:t>Computer vision</w:t>
+            </w:r>
+          </w:p>
+        </w:tc>
+        <w:tc>
+          <w:tcPr>
+            <w:tcW w:type="dxa" w:w="8107"/>
+            <w:vAlign w:val="top"/>
+            <w:tcMar>
+              <w:top w:w="40" w:type="dxa"/>
+              <w:start w:w="90" w:type="dxa"/>
+              <w:bottom w:w="20" w:type="dxa"/>
+              <w:end w:w="0" w:type="dxa"/>
+            </w:tcMar>
+          </w:tcPr>
+          <w:p>
+            <w:pPr>
+              <w:pStyle w:val="CVItemTitle"/>
+              <w:keepNext/>
+              <w:widowControl/>
+            </w:pPr>
+            <w:r>
+              <w:t>UAV Anomaly Detection and Localization - SASA Flight Team</w:t>
+            </w:r>
+          </w:p>
+          <w:p>
+            <w:pPr>
+              <w:widowControl/>
+              <w:spacing w:after="14"/>
+              <w:ind w:left="198" w:hanging="113"/>
+            </w:pPr>
+            <w:r>
+              <w:rPr>
+                <w:color w:val="1F4E79"/>
+              </w:rPr>
+              <w:t xml:space="preserve">• </w:t>
+            </w:r>
+            <w:r>
+              <w:t>Sviluppata una pipeline non supervisionata di anomaly detection per immagini aeree ad alta risoluzione utilizzando gli errori di ricostruzione di autoencoder e variational autoencoder.</w:t>
+            </w:r>
+          </w:p>
+          <w:p>
+            <w:pPr>
+              <w:widowControl/>
+              <w:spacing w:after="14"/>
+              <w:ind w:left="198" w:hanging="113"/>
+            </w:pPr>
+            <w:r>
+              <w:rPr>
+                <w:color w:val="1F4E79"/>
+              </w:rPr>
+              <w:t xml:space="preserve">• </w:t>
+            </w:r>
+            <w:r>
+              <w:t>Convertite mappe dense di errore in rilevamenti stabili tramite denoising, selezione della soglia, post-processing morfologico, analisi delle componenti connesse ed estrazione di bounding box.</w:t>
+            </w:r>
+          </w:p>
+          <w:p>
+            <w:pPr>
+              <w:widowControl/>
+              <w:spacing w:after="14"/>
+              <w:ind w:left="198" w:hanging="113"/>
+            </w:pPr>
+            <w:r>
+              <w:rPr>
+                <w:color w:val="1F4E79"/>
+              </w:rPr>
+              <w:t xml:space="preserve">• </w:t>
+            </w:r>
+            <w:r>
+              <w:t>Strutturata la pipeline per il deployment su velivoli autonomi e la classificazione downstream, con particolare attenzione a input rumorosi, casi limite, implementazione modulare e validazione quantitativa.</w:t>
+            </w:r>
+          </w:p>
+        </w:tc>
+      </w:tr>
+    </w:tbl>
+    <w:p>
+      <w:pPr>
+        <w:pStyle w:val="CVSection"/>
+        <w:keepNext/>
+        <w:pBdr>
+          <w:bottom w:val="single" w:sz="8" w:space="1" w:color="1F4E79"/>
+        </w:pBdr>
+      </w:pPr>
+      <w:r>
+        <w:t>COMPETENZE DIGITALI E TECNICHE</w:t>
+      </w:r>
+    </w:p>
+    <w:tbl>
+      <w:tblPr>
+        <w:tblW w:type="auto" w:w="0"/>
+        <w:jc w:val="center"/>
+        <w:tblLayout w:type="fixed"/>
+        <w:tblLook w:firstColumn="1" w:firstRow="1" w:lastColumn="0" w:lastRow="0" w:noHBand="0" w:noVBand="1" w:val="04A0"/>
+        <w:tblBorders>
+          <w:top w:val="nil"/>
+          <w:left w:val="nil"/>
+          <w:bottom w:val="nil"/>
+          <w:right w:val="nil"/>
+          <w:insideH w:val="nil"/>
+          <w:insideV w:val="nil"/>
+        </w:tblBorders>
+      </w:tblPr>
+      <w:tblGrid>
+        <w:gridCol w:w="1899"/>
+        <w:gridCol w:w="8107"/>
+      </w:tblGrid>
+      <w:tr>
+        <w:trPr>
+          <w:cantSplit/>
+        </w:trPr>
+        <w:tc>
+          <w:tcPr>
+            <w:tcW w:type="dxa" w:w="1899"/>
+            <w:tcMar>
+              <w:top w:w="25" w:type="dxa"/>
+              <w:start w:w="0" w:type="dxa"/>
+              <w:bottom w:w="15" w:type="dxa"/>
+              <w:end w:w="160" w:type="dxa"/>
+            </w:tcMar>
+          </w:tcPr>
+          <w:p>
+            <w:pPr>
+              <w:pStyle w:val="CVMeta"/>
+              <w:widowControl/>
+              <w:jc w:val="right"/>
+            </w:pPr>
+            <w:r>
+              <w:rPr>
+                <w:b/>
+                <w:color w:val="1F4E79"/>
+              </w:rPr>
+              <w:t>Programmazione</w:t>
+            </w:r>
+          </w:p>
+        </w:tc>
+        <w:tc>
+          <w:tcPr>
+            <w:tcW w:type="dxa" w:w="8107"/>
+            <w:tcMar>
+              <w:top w:w="25" w:type="dxa"/>
+              <w:start w:w="90" w:type="dxa"/>
+              <w:bottom w:w="15" w:type="dxa"/>
+              <w:end w:w="0" w:type="dxa"/>
+            </w:tcMar>
+          </w:tcPr>
+          <w:p>
+            <w:pPr>
+              <w:widowControl/>
+              <w:spacing w:after="16"/>
+            </w:pPr>
+            <w:r>
+              <w:t>Python; R; JavaScript; fondamenti di SQL.</w:t>
+            </w:r>
+          </w:p>
+        </w:tc>
+      </w:tr>
+    </w:tbl>
+    <w:tbl>
+      <w:tblPr>
+        <w:tblW w:type="auto" w:w="0"/>
+        <w:jc w:val="center"/>
+        <w:tblLayout w:type="fixed"/>
+        <w:tblLook w:firstColumn="1" w:firstRow="1" w:lastColumn="0" w:lastRow="0" w:noHBand="0" w:noVBand="1" w:val="04A0"/>
+        <w:tblBorders>
+          <w:top w:val="nil"/>
+          <w:left w:val="nil"/>
+          <w:bottom w:val="nil"/>
+          <w:right w:val="nil"/>
+          <w:insideH w:val="nil"/>
+          <w:insideV w:val="nil"/>
+        </w:tblBorders>
+      </w:tblPr>
+      <w:tblGrid>
+        <w:gridCol w:w="1899"/>
+        <w:gridCol w:w="8107"/>
+      </w:tblGrid>
+      <w:tr>
+        <w:trPr>
+          <w:cantSplit/>
+        </w:trPr>
+        <w:tc>
+          <w:tcPr>
+            <w:tcW w:type="dxa" w:w="1899"/>
+            <w:tcMar>
+              <w:top w:w="25" w:type="dxa"/>
+              <w:start w:w="0" w:type="dxa"/>
+              <w:bottom w:w="15" w:type="dxa"/>
+              <w:end w:w="160" w:type="dxa"/>
+            </w:tcMar>
+          </w:tcPr>
+          <w:p>
+            <w:pPr>
+              <w:pStyle w:val="CVMeta"/>
+              <w:widowControl/>
+              <w:jc w:val="right"/>
+            </w:pPr>
+            <w:r>
+              <w:rPr>
+                <w:b/>
+                <w:color w:val="1F4E79"/>
+              </w:rPr>
+              <w:t>Machine learning</w:t>
+            </w:r>
+          </w:p>
+        </w:tc>
+        <w:tc>
+          <w:tcPr>
+            <w:tcW w:type="dxa" w:w="8107"/>
+            <w:tcMar>
+              <w:top w:w="25" w:type="dxa"/>
+              <w:start w:w="90" w:type="dxa"/>
+              <w:bottom w:w="15" w:type="dxa"/>
+              <w:end w:w="0" w:type="dxa"/>
+            </w:tcMar>
+          </w:tcPr>
+          <w:p>
+            <w:pPr>
+              <w:widowControl/>
+              <w:spacing w:after="16"/>
+            </w:pPr>
+            <w:r>
+              <w:t>PyTorch; PyTorch Lightning; scikit-learn; valutazione avversaria; addestramento e validazione di modelli; analisi delle soglie; studi di ablazione; debugging.</w:t>
+            </w:r>
+          </w:p>
+        </w:tc>
+      </w:tr>
+    </w:tbl>
+    <w:tbl>
+      <w:tblPr>
+        <w:tblW w:type="auto" w:w="0"/>
+        <w:jc w:val="center"/>
+        <w:tblLayout w:type="fixed"/>
+        <w:tblLook w:firstColumn="1" w:firstRow="1" w:lastColumn="0" w:lastRow="0" w:noHBand="0" w:noVBand="1" w:val="04A0"/>
+        <w:tblBorders>
+          <w:top w:val="nil"/>
+          <w:left w:val="nil"/>
+          <w:bottom w:val="nil"/>
+          <w:right w:val="nil"/>
+          <w:insideH w:val="nil"/>
+          <w:insideV w:val="nil"/>
+        </w:tblBorders>
+      </w:tblPr>
+      <w:tblGrid>
+        <w:gridCol w:w="1899"/>
+        <w:gridCol w:w="8107"/>
+      </w:tblGrid>
+      <w:tr>
+        <w:trPr>
+          <w:cantSplit/>
+        </w:trPr>
+        <w:tc>
+          <w:tcPr>
+            <w:tcW w:type="dxa" w:w="1899"/>
+            <w:tcMar>
+              <w:top w:w="25" w:type="dxa"/>
+              <w:start w:w="0" w:type="dxa"/>
+              <w:bottom w:w="15" w:type="dxa"/>
+              <w:end w:w="160" w:type="dxa"/>
+            </w:tcMar>
+          </w:tcPr>
+          <w:p>
+            <w:pPr>
+              <w:pStyle w:val="CVMeta"/>
+              <w:widowControl/>
+              <w:jc w:val="right"/>
+            </w:pPr>
+            <w:r>
+              <w:rPr>
+                <w:b/>
+                <w:color w:val="1F4E79"/>
+              </w:rPr>
+              <w:t>Grafi e reti</w:t>
+            </w:r>
+          </w:p>
+        </w:tc>
+        <w:tc>
+          <w:tcPr>
+            <w:tcW w:type="dxa" w:w="8107"/>
+            <w:tcMar>
+              <w:top w:w="25" w:type="dxa"/>
+              <w:start w:w="90" w:type="dxa"/>
+              <w:bottom w:w="15" w:type="dxa"/>
+              <w:end w:w="0" w:type="dxa"/>
+            </w:tcMar>
+          </w:tcPr>
+          <w:p>
+            <w:pPr>
+              <w:widowControl/>
+              <w:spacing w:after="16"/>
+            </w:pPr>
+            <w:r>
+              <w:t>PyTorch Geometric; NetworkX; Gephi; graph embeddings; graph neural network; link prediction; analisi di rete.</w:t>
+            </w:r>
+          </w:p>
+        </w:tc>
+      </w:tr>
+    </w:tbl>
+    <w:tbl>
+      <w:tblPr>
+        <w:tblW w:type="auto" w:w="0"/>
+        <w:jc w:val="center"/>
+        <w:tblLayout w:type="fixed"/>
+        <w:tblLook w:firstColumn="1" w:firstRow="1" w:lastColumn="0" w:lastRow="0" w:noHBand="0" w:noVBand="1" w:val="04A0"/>
+        <w:tblBorders>
+          <w:top w:val="nil"/>
+          <w:left w:val="nil"/>
+          <w:bottom w:val="nil"/>
+          <w:right w:val="nil"/>
+          <w:insideH w:val="nil"/>
+          <w:insideV w:val="nil"/>
+        </w:tblBorders>
+      </w:tblPr>
+      <w:tblGrid>
+        <w:gridCol w:w="1899"/>
+        <w:gridCol w:w="8107"/>
+      </w:tblGrid>
+      <w:tr>
+        <w:trPr>
+          <w:cantSplit/>
+        </w:trPr>
+        <w:tc>
+          <w:tcPr>
+            <w:tcW w:type="dxa" w:w="1899"/>
+            <w:tcMar>
+              <w:top w:w="25" w:type="dxa"/>
+              <w:start w:w="0" w:type="dxa"/>
+              <w:bottom w:w="15" w:type="dxa"/>
+              <w:end w:w="160" w:type="dxa"/>
+            </w:tcMar>
+          </w:tcPr>
+          <w:p>
+            <w:pPr>
+              <w:pStyle w:val="CVMeta"/>
+              <w:widowControl/>
+              <w:jc w:val="right"/>
+            </w:pPr>
+            <w:r>
+              <w:rPr>
+                <w:b/>
+                <w:color w:val="1F4E79"/>
+              </w:rPr>
+              <w:t>Calcolo scientifico</w:t>
+            </w:r>
+          </w:p>
+        </w:tc>
+        <w:tc>
+          <w:tcPr>
+            <w:tcW w:type="dxa" w:w="8107"/>
+            <w:tcMar>
+              <w:top w:w="25" w:type="dxa"/>
+              <w:start w:w="90" w:type="dxa"/>
+              <w:bottom w:w="15" w:type="dxa"/>
+              <w:end w:w="0" w:type="dxa"/>
+            </w:tcMar>
+          </w:tcPr>
+          <w:p>
+            <w:pPr>
+              <w:widowControl/>
+              <w:spacing w:after="16"/>
+            </w:pPr>
+            <w:r>
+              <w:t>NumPy; pandas; Matplotlib; data cleaning; feature engineering; analisi statistica; notebook riproducibili.</w:t>
+            </w:r>
+          </w:p>
+        </w:tc>
+      </w:tr>
+    </w:tbl>
+    <w:tbl>
+      <w:tblPr>
+        <w:tblW w:type="auto" w:w="0"/>
+        <w:jc w:val="center"/>
+        <w:tblLayout w:type="fixed"/>
+        <w:tblLook w:firstColumn="1" w:firstRow="1" w:lastColumn="0" w:lastRow="0" w:noHBand="0" w:noVBand="1" w:val="04A0"/>
+        <w:tblBorders>
+          <w:top w:val="nil"/>
+          <w:left w:val="nil"/>
+          <w:bottom w:val="nil"/>
+          <w:right w:val="nil"/>
+          <w:insideH w:val="nil"/>
+          <w:insideV w:val="nil"/>
+        </w:tblBorders>
+      </w:tblPr>
+      <w:tblGrid>
+        <w:gridCol w:w="1899"/>
+        <w:gridCol w:w="8107"/>
+      </w:tblGrid>
+      <w:tr>
+        <w:trPr>
+          <w:cantSplit/>
+        </w:trPr>
+        <w:tc>
+          <w:tcPr>
+            <w:tcW w:type="dxa" w:w="1899"/>
+            <w:tcMar>
+              <w:top w:w="25" w:type="dxa"/>
+              <w:start w:w="0" w:type="dxa"/>
+              <w:bottom w:w="15" w:type="dxa"/>
+              <w:end w:w="160" w:type="dxa"/>
+            </w:tcMar>
+          </w:tcPr>
+          <w:p>
+            <w:pPr>
+              <w:pStyle w:val="CVMeta"/>
+              <w:widowControl/>
+              <w:jc w:val="right"/>
+            </w:pPr>
+            <w:r>
+              <w:rPr>
+                <w:b/>
+                <w:color w:val="1F4E79"/>
+              </w:rPr>
+              <w:t>Computer vision</w:t>
+            </w:r>
+          </w:p>
+        </w:tc>
+        <w:tc>
+          <w:tcPr>
+            <w:tcW w:type="dxa" w:w="8107"/>
+            <w:tcMar>
+              <w:top w:w="25" w:type="dxa"/>
+              <w:start w:w="90" w:type="dxa"/>
+              <w:bottom w:w="15" w:type="dxa"/>
+              <w:end w:w="0" w:type="dxa"/>
+            </w:tcMar>
+          </w:tcPr>
+          <w:p>
+            <w:pPr>
+              <w:widowControl/>
+              <w:spacing w:after="16"/>
+            </w:pPr>
+            <w:r>
+              <w:t>OpenCV; torchvision; Pillow; autoencoder e VAE; anomaly map; post-processing della segmentazione; localizzazione.</w:t>
+            </w:r>
+          </w:p>
+        </w:tc>
+      </w:tr>
+    </w:tbl>
+    <w:tbl>
+      <w:tblPr>
+        <w:tblW w:type="auto" w:w="0"/>
+        <w:jc w:val="center"/>
+        <w:tblLayout w:type="fixed"/>
+        <w:tblLook w:firstColumn="1" w:firstRow="1" w:lastColumn="0" w:lastRow="0" w:noHBand="0" w:noVBand="1" w:val="04A0"/>
+        <w:tblBorders>
+          <w:top w:val="nil"/>
+          <w:left w:val="nil"/>
+          <w:bottom w:val="nil"/>
+          <w:right w:val="nil"/>
+          <w:insideH w:val="nil"/>
+          <w:insideV w:val="nil"/>
+        </w:tblBorders>
+      </w:tblPr>
+      <w:tblGrid>
+        <w:gridCol w:w="1899"/>
+        <w:gridCol w:w="8107"/>
+      </w:tblGrid>
+      <w:tr>
+        <w:trPr>
+          <w:cantSplit/>
+        </w:trPr>
+        <w:tc>
+          <w:tcPr>
+            <w:tcW w:type="dxa" w:w="1899"/>
+            <w:tcMar>
+              <w:top w:w="25" w:type="dxa"/>
+              <w:start w:w="0" w:type="dxa"/>
+              <w:bottom w:w="15" w:type="dxa"/>
+              <w:end w:w="160" w:type="dxa"/>
+            </w:tcMar>
+          </w:tcPr>
+          <w:p>
+            <w:pPr>
+              <w:pStyle w:val="CVMeta"/>
+              <w:widowControl/>
+              <w:jc w:val="right"/>
+            </w:pPr>
+            <w:r>
+              <w:rPr>
+                <w:b/>
+                <w:color w:val="1F4E79"/>
+              </w:rPr>
+              <w:t>Speech e audio</w:t>
+            </w:r>
+          </w:p>
+        </w:tc>
+        <w:tc>
+          <w:tcPr>
+            <w:tcW w:type="dxa" w:w="8107"/>
+            <w:tcMar>
+              <w:top w:w="25" w:type="dxa"/>
+              <w:start w:w="90" w:type="dxa"/>
+              <w:bottom w:w="15" w:type="dxa"/>
+              <w:end w:w="0" w:type="dxa"/>
+            </w:tcMar>
+          </w:tcPr>
+          <w:p>
+            <w:pPr>
+              <w:widowControl/>
+              <w:spacing w:after="16"/>
+            </w:pPr>
+            <w:r>
+              <w:t>Whisper; LibriSpeech; adversarial audio; valutazione WER/CER; generazione vincolata di perturbazioni.</w:t>
+            </w:r>
+          </w:p>
+        </w:tc>
+      </w:tr>
+    </w:tbl>
+    <w:tbl>
+      <w:tblPr>
+        <w:tblW w:type="auto" w:w="0"/>
+        <w:jc w:val="center"/>
+        <w:tblLayout w:type="fixed"/>
+        <w:tblLook w:firstColumn="1" w:firstRow="1" w:lastColumn="0" w:lastRow="0" w:noHBand="0" w:noVBand="1" w:val="04A0"/>
+        <w:tblBorders>
+          <w:top w:val="nil"/>
+          <w:left w:val="nil"/>
+          <w:bottom w:val="nil"/>
+          <w:right w:val="nil"/>
+          <w:insideH w:val="nil"/>
+          <w:insideV w:val="nil"/>
+        </w:tblBorders>
+      </w:tblPr>
+      <w:tblGrid>
+        <w:gridCol w:w="1899"/>
+        <w:gridCol w:w="8107"/>
+      </w:tblGrid>
+      <w:tr>
+        <w:trPr>
+          <w:cantSplit/>
+        </w:trPr>
+        <w:tc>
+          <w:tcPr>
+            <w:tcW w:type="dxa" w:w="1899"/>
+            <w:tcMar>
+              <w:top w:w="25" w:type="dxa"/>
+              <w:start w:w="0" w:type="dxa"/>
+              <w:bottom w:w="15" w:type="dxa"/>
+              <w:end w:w="160" w:type="dxa"/>
+            </w:tcMar>
+          </w:tcPr>
+          <w:p>
+            <w:pPr>
+              <w:pStyle w:val="CVMeta"/>
+              <w:widowControl/>
+              <w:jc w:val="right"/>
+            </w:pPr>
+            <w:r>
+              <w:rPr>
+                <w:b/>
+                <w:color w:val="1F4E79"/>
+              </w:rPr>
+              <w:t>Bioinformatica</w:t>
+            </w:r>
+          </w:p>
+        </w:tc>
+        <w:tc>
+          <w:tcPr>
+            <w:tcW w:type="dxa" w:w="8107"/>
+            <w:tcMar>
+              <w:top w:w="25" w:type="dxa"/>
+              <w:start w:w="90" w:type="dxa"/>
+              <w:bottom w:w="15" w:type="dxa"/>
+              <w:end w:w="0" w:type="dxa"/>
+            </w:tcMar>
+          </w:tcPr>
+          <w:p>
+            <w:pPr>
+              <w:widowControl/>
+              <w:spacing w:after="16"/>
+            </w:pPr>
+            <w:r>
+              <w:t>STRING; embedding ProtT5; Enrichr; WGCNA; SWIMmeR; SaveRunner; workflow per interactoma ed enrichment.</w:t>
+            </w:r>
+          </w:p>
+        </w:tc>
+      </w:tr>
+    </w:tbl>
+    <w:tbl>
+      <w:tblPr>
+        <w:tblW w:type="auto" w:w="0"/>
+        <w:jc w:val="center"/>
+        <w:tblLayout w:type="fixed"/>
+        <w:tblLook w:firstColumn="1" w:firstRow="1" w:lastColumn="0" w:lastRow="0" w:noHBand="0" w:noVBand="1" w:val="04A0"/>
+        <w:tblBorders>
+          <w:top w:val="nil"/>
+          <w:left w:val="nil"/>
+          <w:bottom w:val="nil"/>
+          <w:right w:val="nil"/>
+          <w:insideH w:val="nil"/>
+          <w:insideV w:val="nil"/>
+        </w:tblBorders>
+      </w:tblPr>
+      <w:tblGrid>
+        <w:gridCol w:w="1899"/>
+        <w:gridCol w:w="8107"/>
+      </w:tblGrid>
+      <w:tr>
+        <w:trPr>
+          <w:cantSplit/>
+        </w:trPr>
+        <w:tc>
+          <w:tcPr>
+            <w:tcW w:type="dxa" w:w="1899"/>
+            <w:tcMar>
+              <w:top w:w="25" w:type="dxa"/>
+              <w:start w:w="0" w:type="dxa"/>
+              <w:bottom w:w="15" w:type="dxa"/>
+              <w:end w:w="160" w:type="dxa"/>
+            </w:tcMar>
+          </w:tcPr>
+          <w:p>
+            <w:pPr>
+              <w:pStyle w:val="CVMeta"/>
+              <w:widowControl/>
+              <w:jc w:val="right"/>
+            </w:pPr>
+            <w:r>
+              <w:rPr>
+                <w:b/>
+                <w:color w:val="1F4E79"/>
+              </w:rPr>
+              <w:t>Ingegneria del software</w:t>
+            </w:r>
+          </w:p>
+        </w:tc>
+        <w:tc>
+          <w:tcPr>
+            <w:tcW w:type="dxa" w:w="8107"/>
+            <w:tcMar>
+              <w:top w:w="25" w:type="dxa"/>
+              <w:start w:w="90" w:type="dxa"/>
+              <w:bottom w:w="15" w:type="dxa"/>
+              <w:end w:w="0" w:type="dxa"/>
+            </w:tcMar>
+          </w:tcPr>
+          <w:p>
+            <w:pPr>
+              <w:widowControl/>
+              <w:spacing w:after="16"/>
+            </w:pPr>
+            <w:r>
+              <w:t>Git; Docker; Python modulare; logging e experiment tracking; gestione degli artefatti; API REST; OpenAPI.</w:t>
+            </w:r>
+          </w:p>
+        </w:tc>
+      </w:tr>
+    </w:tbl>
+    <w:tbl>
+      <w:tblPr>
+        <w:tblW w:type="auto" w:w="0"/>
+        <w:jc w:val="center"/>
+        <w:tblLayout w:type="fixed"/>
+        <w:tblLook w:firstColumn="1" w:firstRow="1" w:lastColumn="0" w:lastRow="0" w:noHBand="0" w:noVBand="1" w:val="04A0"/>
+        <w:tblBorders>
+          <w:top w:val="nil"/>
+          <w:left w:val="nil"/>
+          <w:bottom w:val="nil"/>
+          <w:right w:val="nil"/>
+          <w:insideH w:val="nil"/>
+          <w:insideV w:val="nil"/>
+        </w:tblBorders>
+      </w:tblPr>
+      <w:tblGrid>
+        <w:gridCol w:w="1899"/>
+        <w:gridCol w:w="8107"/>
+      </w:tblGrid>
+      <w:tr>
+        <w:trPr>
+          <w:cantSplit/>
+        </w:trPr>
+        <w:tc>
+          <w:tcPr>
+            <w:tcW w:type="dxa" w:w="1899"/>
+            <w:tcMar>
+              <w:top w:w="25" w:type="dxa"/>
+              <w:start w:w="0" w:type="dxa"/>
+              <w:bottom w:w="15" w:type="dxa"/>
+              <w:end w:w="160" w:type="dxa"/>
+            </w:tcMar>
+          </w:tcPr>
+          <w:p>
+            <w:pPr>
+              <w:pStyle w:val="CVMeta"/>
+              <w:widowControl/>
+              <w:jc w:val="right"/>
+            </w:pPr>
+            <w:r>
+              <w:rPr>
+                <w:b/>
+                <w:color w:val="1F4E79"/>
+              </w:rPr>
+              <w:t>Dati sintetici</w:t>
+            </w:r>
+          </w:p>
+        </w:tc>
+        <w:tc>
+          <w:tcPr>
+            <w:tcW w:type="dxa" w:w="8107"/>
+            <w:tcMar>
+              <w:top w:w="25" w:type="dxa"/>
+              <w:start w:w="90" w:type="dxa"/>
+              <w:bottom w:w="15" w:type="dxa"/>
+              <w:end w:w="0" w:type="dxa"/>
+            </w:tcMar>
+          </w:tcPr>
+          <w:p>
+            <w:pPr>
+              <w:widowControl/>
+              <w:spacing w:after="16"/>
+            </w:pPr>
+            <w:r>
+              <w:t>Blender; domain randomization; generazione di annotazioni; progettazione controllata di dataset.</w:t>
+            </w:r>
+          </w:p>
+        </w:tc>
+      </w:tr>
+    </w:tbl>
+    <w:p>
+      <w:pPr>
+        <w:pStyle w:val="CVSection"/>
+        <w:keepNext/>
+        <w:pBdr>
+          <w:bottom w:val="single" w:sz="8" w:space="1" w:color="1F4E79"/>
+        </w:pBdr>
+      </w:pPr>
+      <w:r>
+        <w:t>INTERESSI DI RICERCA</w:t>
       </w:r>
     </w:p>
     <w:p>
       <w:pPr>
-        <w:spacing w:before="0" w:after="180" w:line="240" w:lineRule="auto"/>
-        <w:jc w:val="left"/>
+        <w:spacing w:after="16"/>
+        <w:ind w:left="2098" w:hanging="113"/>
       </w:pPr>
       <w:r>
         <w:rPr>
-          <w:rFonts w:ascii="Arial" w:hAnsi="Arial" w:cs="Arial"/>
-          <w:color w:val="5B4F3D"/>
-          <w:sz w:val="18"/>
+          <w:color w:val="1F4E79"/>
         </w:rPr>
-        <w:t xml:space="preserve">Italia  |  </w:t>
+        <w:t xml:space="preserve">• </w:t>
       </w:r>
-      <w:hyperlink r:id="rId11">
-        <w:r>
-          <w:rPr>
-            <w:rFonts w:ascii="Arial" w:hAnsi="Arial"/>
-            <w:color w:val="005A56"/>
-            <w:sz w:val="18"/>
-          </w:rPr>
-          <w:t>lorenzo03.marinelli@gmail.com</w:t>
-        </w:r>
-      </w:hyperlink>
       <w:r>
-        <w:rPr>
-          <w:rFonts w:ascii="Arial" w:hAnsi="Arial" w:cs="Arial"/>
-          <w:color w:val="5B4F3D"/>
-          <w:sz w:val="18"/>
-        </w:rPr>
-        <w:t xml:space="preserve">  |  </w:t>
-      </w:r>
-      <w:hyperlink r:id="rId12">
-        <w:r>
-          <w:rPr>
-            <w:rFonts w:ascii="Arial" w:hAnsi="Arial"/>
-            <w:color w:val="005A56"/>
-            <w:sz w:val="18"/>
-          </w:rPr>
-          <w:t>Portfolio</w:t>
-        </w:r>
-      </w:hyperlink>
-      <w:r>
-        <w:rPr>
-          <w:rFonts w:ascii="Arial" w:hAnsi="Arial" w:cs="Arial"/>
-          <w:color w:val="5B4F3D"/>
-          <w:sz w:val="18"/>
-        </w:rPr>
-        <w:t xml:space="preserve">  |  </w:t>
-      </w:r>
-      <w:hyperlink r:id="rId13">
-        <w:r>
-          <w:rPr>
-            <w:rFonts w:ascii="Arial" w:hAnsi="Arial"/>
-            <w:color w:val="005A56"/>
-            <w:sz w:val="18"/>
-          </w:rPr>
-          <w:t>GitHub</w:t>
-        </w:r>
-      </w:hyperlink>
-      <w:r>
-        <w:rPr>
-          <w:rFonts w:ascii="Arial" w:hAnsi="Arial" w:cs="Arial"/>
-          <w:color w:val="5B4F3D"/>
-          <w:sz w:val="18"/>
-        </w:rPr>
-        <w:t xml:space="preserve">  |  </w:t>
-      </w:r>
-      <w:hyperlink r:id="rId14">
-        <w:r>
-          <w:rPr>
-            <w:rFonts w:ascii="Arial" w:hAnsi="Arial"/>
-            <w:color w:val="005A56"/>
-            <w:sz w:val="18"/>
-          </w:rPr>
-          <w:t>LinkedIn</w:t>
-        </w:r>
-      </w:hyperlink>
-    </w:p>
-    <w:p>
-      <w:pPr>
-        <w:spacing w:before="0" w:after="40" w:line="240" w:lineRule="auto"/>
-      </w:pPr>
-      <w:r>
-        <w:rPr>
-          <w:rFonts w:ascii="Arial" w:hAnsi="Arial" w:cs="Arial"/>
-          <w:b/>
-          <w:color w:val="C10030"/>
-          <w:sz w:val="16"/>
-        </w:rPr>
-        <w:t>PROFILO</w:t>
+        <w:t>Adversarial machine learning e sicurezza del machine learning, inclusi adversarial example, valutazione di attacchi e difese, threat modelling e benchmark realistici di robustezza.</w:t>
       </w:r>
     </w:p>
     <w:p>
       <w:pPr>
-        <w:keepLines/>
-        <w:spacing w:before="0" w:after="160" w:line="278" w:lineRule="auto"/>
-        <w:ind w:left="230" w:right="144"/>
-        <w:shd w:fill="FBF6DE"/>
-        <w:pBdr>
-          <w:left w:val="single" w:sz="18" w:space="8" w:color="C10030"/>
-        </w:pBdr>
+        <w:spacing w:after="16"/>
+        <w:ind w:left="2098" w:hanging="113"/>
       </w:pPr>
       <w:r>
         <w:rPr>
-          <w:rFonts w:ascii="Arial" w:hAnsi="Arial" w:cs="Arial"/>
-          <w:color w:val="1B1710"/>
-          <w:sz w:val="19"/>
+          <w:color w:val="1F4E79"/>
         </w:rPr>
-        <w:t>Studente magistrale in Computer Science alla Sapienza Università di Roma, attivo tra AI applicata, dati scientifici e software orientato alla ricerca. Sviluppo esperimenti riproducibili e strumenti tecnici interattivi su graph machine learning, bioinformatica, visione artificiale, serie temporali, reinforcement learning e workflow guidati da modelli linguistici.</w:t>
+        <w:t xml:space="preserve">• </w:t>
+      </w:r>
+      <w:r>
+        <w:t>Robustezza e affidabilità dei modelli in presenza di distribution shift, dati rumorosi o sbilanciati, errori di calibrazione e incertezza.</w:t>
       </w:r>
     </w:p>
     <w:p>
       <w:pPr>
-        <w:pStyle w:val="Heading1"/>
+        <w:spacing w:after="16"/>
+        <w:ind w:left="2098" w:hanging="113"/>
       </w:pPr>
       <w:r>
-        <w:t>Formazione</w:t>
+        <w:rPr>
+          <w:color w:val="1F4E79"/>
+        </w:rPr>
+        <w:t xml:space="preserve">• </w:t>
+      </w:r>
+      <w:r>
+        <w:t>Graph representation learning per reti biologiche, link prediction e integrazione di dati eterogenei.</w:t>
       </w:r>
     </w:p>
     <w:p>
       <w:pPr>
-        <w:pStyle w:val="CVEntry"/>
-        <w:tabs>
-          <w:tab w:pos="9360" w:val="right"/>
-        </w:tabs>
+        <w:spacing w:after="16"/>
+        <w:ind w:left="2098" w:hanging="113"/>
       </w:pPr>
       <w:r>
         <w:rPr>
-          <w:rFonts w:ascii="Arial" w:hAnsi="Arial" w:cs="Arial"/>
-          <w:b/>
-          <w:color w:val="005A56"/>
-          <w:sz w:val="19"/>
+          <w:color w:val="1F4E79"/>
         </w:rPr>
-        <w:t>Laurea Magistrale in Computer Science</w:t>
+        <w:t xml:space="preserve">• </w:t>
       </w:r>
       <w:r>
-        <w:rPr>
-          <w:rFonts w:ascii="Arial" w:hAnsi="Arial" w:cs="Arial"/>
-          <w:b/>
-          <w:color w:val="5B4F3D"/>
-          <w:sz w:val="17"/>
-        </w:rPr>
-        <w:tab/>
-        <w:t>2025-Presente</w:t>
+        <w:t>Computer vision per anomaly detection, localizzazione, generazione di dati sintetici e percezione affidabile nei sistemi autonomi.</w:t>
       </w:r>
     </w:p>
     <w:p>
       <w:pPr>
-        <w:pStyle w:val="CVMeta"/>
-      </w:pPr>
-      <w:r>
-        <w:rPr>
-          <w:rFonts w:ascii="Arial" w:hAnsi="Arial" w:cs="Arial"/>
-          <w:i/>
-          <w:color w:val="5B4F3D"/>
-          <w:sz w:val="17"/>
-        </w:rPr>
-        <w:t>Sapienza Università di Roma</w:t>
-      </w:r>
-    </w:p>
-    <w:p>
-      <w:pPr>
-        <w:pStyle w:val="CVEntry"/>
-        <w:tabs>
-          <w:tab w:pos="9360" w:val="right"/>
-        </w:tabs>
-      </w:pPr>
-      <w:r>
-        <w:rPr>
-          <w:rFonts w:ascii="Arial" w:hAnsi="Arial" w:cs="Arial"/>
-          <w:b/>
-          <w:color w:val="005A56"/>
-          <w:sz w:val="19"/>
-        </w:rPr>
-        <w:t>Laurea Triennale in Applied Computer Science &amp; Artificial Intelligence</w:t>
-      </w:r>
-      <w:r>
-        <w:rPr>
-          <w:rFonts w:ascii="Arial" w:hAnsi="Arial" w:cs="Arial"/>
-          <w:b/>
-          <w:color w:val="5B4F3D"/>
-          <w:sz w:val="17"/>
-        </w:rPr>
-        <w:tab/>
-        <w:t>2022-2025</w:t>
-      </w:r>
-    </w:p>
-    <w:p>
-      <w:pPr>
-        <w:pStyle w:val="CVMeta"/>
-      </w:pPr>
-      <w:r>
-        <w:rPr>
-          <w:rFonts w:ascii="Arial" w:hAnsi="Arial" w:cs="Arial"/>
-          <w:i/>
-          <w:color w:val="5B4F3D"/>
-          <w:sz w:val="17"/>
-        </w:rPr>
-        <w:t>Sapienza Università di Roma</w:t>
-      </w:r>
-      <w:r>
-        <w:rPr>
-          <w:rFonts w:ascii="Arial" w:hAnsi="Arial" w:cs="Arial"/>
-          <w:b/>
-          <w:color w:val="C10030"/>
-          <w:sz w:val="17"/>
-        </w:rPr>
-        <w:t xml:space="preserve">  |  Voto finale: 110 e lode</w:t>
-      </w:r>
-    </w:p>
-    <w:p>
-      <w:pPr>
-        <w:pStyle w:val="CVEntry"/>
-        <w:tabs>
-          <w:tab w:pos="9360" w:val="right"/>
-        </w:tabs>
-      </w:pPr>
-      <w:r>
-        <w:rPr>
-          <w:rFonts w:ascii="Arial" w:hAnsi="Arial" w:cs="Arial"/>
-          <w:b/>
-          <w:color w:val="005A56"/>
-          <w:sz w:val="19"/>
-        </w:rPr>
-        <w:t>Diploma di Liceo Scientifico</w:t>
-      </w:r>
-      <w:r>
-        <w:rPr>
-          <w:rFonts w:ascii="Arial" w:hAnsi="Arial" w:cs="Arial"/>
-          <w:b/>
-          <w:color w:val="5B4F3D"/>
-          <w:sz w:val="17"/>
-        </w:rPr>
-        <w:tab/>
-        <w:t>2017-2022</w:t>
-      </w:r>
-    </w:p>
-    <w:p>
-      <w:pPr>
-        <w:pStyle w:val="CVMeta"/>
-      </w:pPr>
-      <w:r>
-        <w:rPr>
-          <w:rFonts w:ascii="Arial" w:hAnsi="Arial" w:cs="Arial"/>
-          <w:i/>
-          <w:color w:val="5B4F3D"/>
-          <w:sz w:val="17"/>
-        </w:rPr>
-        <w:t>Liceo Scientifico A. Romita</w:t>
-      </w:r>
-      <w:r>
-        <w:rPr>
-          <w:rFonts w:ascii="Arial" w:hAnsi="Arial" w:cs="Arial"/>
-          <w:b/>
-          <w:color w:val="C10030"/>
-          <w:sz w:val="17"/>
-        </w:rPr>
-        <w:t xml:space="preserve">  |  Voto finale: 100 e lode</w:t>
-      </w:r>
-    </w:p>
-    <w:p>
-      <w:pPr>
-        <w:pStyle w:val="Heading1"/>
-      </w:pPr>
-      <w:r>
-        <w:t>Profilo Tecnico</w:t>
-      </w:r>
-    </w:p>
-    <w:p>
-      <w:pPr>
-        <w:keepLines/>
-        <w:spacing w:before="0" w:after="54" w:line="259" w:lineRule="auto"/>
-      </w:pPr>
-      <w:r>
-        <w:rPr>
-          <w:rFonts w:ascii="Arial" w:hAnsi="Arial" w:cs="Arial"/>
-          <w:b/>
-          <w:color w:val="005A56"/>
-          <w:sz w:val="18"/>
-        </w:rPr>
-        <w:t xml:space="preserve">Programmazione &amp; dati: </w:t>
-      </w:r>
-      <w:r>
-        <w:rPr>
-          <w:rFonts w:ascii="Arial" w:hAnsi="Arial" w:cs="Arial"/>
-          <w:color w:val="1B1710"/>
-          <w:sz w:val="18"/>
-        </w:rPr>
-        <w:t>Python, NumPy, pandas, Matplotlib, scikit-learn, notebook, SQL</w:t>
-      </w:r>
-    </w:p>
-    <w:p>
-      <w:pPr>
-        <w:keepLines/>
-        <w:spacing w:before="0" w:after="54" w:line="259" w:lineRule="auto"/>
-      </w:pPr>
-      <w:r>
-        <w:rPr>
-          <w:rFonts w:ascii="Arial" w:hAnsi="Arial" w:cs="Arial"/>
-          <w:b/>
-          <w:color w:val="005A56"/>
-          <w:sz w:val="18"/>
-        </w:rPr>
-        <w:t xml:space="preserve">Deep learning: </w:t>
-      </w:r>
-      <w:r>
-        <w:rPr>
-          <w:rFonts w:ascii="Arial" w:hAnsi="Arial" w:cs="Arial"/>
-          <w:color w:val="1B1710"/>
-          <w:sz w:val="18"/>
-        </w:rPr>
-        <w:t>PyTorch, PyTorch Lightning, PyTorch Geometric, torchvision, valutazione modelli</w:t>
-      </w:r>
-    </w:p>
-    <w:p>
-      <w:pPr>
-        <w:keepLines/>
-        <w:spacing w:before="0" w:after="54" w:line="259" w:lineRule="auto"/>
-      </w:pPr>
-      <w:r>
-        <w:rPr>
-          <w:rFonts w:ascii="Arial" w:hAnsi="Arial" w:cs="Arial"/>
-          <w:b/>
-          <w:color w:val="005A56"/>
-          <w:sz w:val="18"/>
-        </w:rPr>
-        <w:t xml:space="preserve">Visione &amp; grafi: </w:t>
-      </w:r>
-      <w:r>
-        <w:rPr>
-          <w:rFonts w:ascii="Arial" w:hAnsi="Arial" w:cs="Arial"/>
-          <w:color w:val="1B1710"/>
-          <w:sz w:val="18"/>
-        </w:rPr>
-        <w:t>OpenCV, NetworkX, Gephi, localizzazione anomalie, analisi di grafi</w:t>
-      </w:r>
-    </w:p>
-    <w:p>
-      <w:pPr>
-        <w:keepLines/>
-        <w:spacing w:before="0" w:after="54" w:line="259" w:lineRule="auto"/>
-      </w:pPr>
-      <w:r>
-        <w:rPr>
-          <w:rFonts w:ascii="Arial" w:hAnsi="Arial" w:cs="Arial"/>
-          <w:b/>
-          <w:color w:val="005A56"/>
-          <w:sz w:val="18"/>
-        </w:rPr>
-        <w:t xml:space="preserve">Ingegneria: </w:t>
-      </w:r>
-      <w:r>
-        <w:rPr>
-          <w:rFonts w:ascii="Arial" w:hAnsi="Arial" w:cs="Arial"/>
-          <w:color w:val="1B1710"/>
-          <w:sz w:val="18"/>
-        </w:rPr>
-        <w:t>Git, Docker, HTML/CSS, JavaScript, OpenAPI, sviluppo leggero web/API</w:t>
-      </w:r>
-    </w:p>
-    <w:p>
-      <w:pPr>
-        <w:keepLines/>
-        <w:spacing w:before="0" w:after="54" w:line="259" w:lineRule="auto"/>
-      </w:pPr>
-      <w:r>
-        <w:rPr>
-          <w:rFonts w:ascii="Arial" w:hAnsi="Arial" w:cs="Arial"/>
-          <w:b/>
-          <w:color w:val="005A56"/>
-          <w:sz w:val="18"/>
-        </w:rPr>
-        <w:t xml:space="preserve">Metodo di ricerca: </w:t>
-      </w:r>
-      <w:r>
-        <w:rPr>
-          <w:rFonts w:ascii="Arial" w:hAnsi="Arial" w:cs="Arial"/>
-          <w:color w:val="1B1710"/>
-          <w:sz w:val="18"/>
-        </w:rPr>
-        <w:t>Run riproducibili, diagnostica visuale, esperimenti documentati, demo compatte</w:t>
-      </w:r>
-    </w:p>
-    <w:p>
-      <w:pPr>
-        <w:pStyle w:val="Heading1"/>
-      </w:pPr>
-      <w:r>
-        <w:t>Direzione Attuale &amp; Disponibilità</w:t>
-      </w:r>
-    </w:p>
-    <w:p>
-      <w:pPr>
-        <w:pStyle w:val="ListBullet"/>
-        <w:spacing w:after="36"/>
-      </w:pPr>
-      <w:r>
-        <w:rPr>
-          <w:rFonts w:ascii="Arial" w:hAnsi="Arial" w:cs="Arial"/>
-          <w:color w:val="1B1710"/>
-          <w:sz w:val="18"/>
-        </w:rPr>
-        <w:t>Aperto a tirocini, tesi, prototipi di ricerca e collaborazioni open-source.</w:t>
-      </w:r>
-    </w:p>
-    <w:p>
-      <w:pPr>
-        <w:pStyle w:val="ListBullet"/>
-        <w:spacing w:after="36"/>
-      </w:pPr>
-      <w:r>
-        <w:rPr>
-          <w:rFonts w:ascii="Arial" w:hAnsi="Arial" w:cs="Arial"/>
-          <w:color w:val="1B1710"/>
-          <w:sz w:val="18"/>
-        </w:rPr>
-        <w:t>Interessi principali: deep learning, graph ML, bioinformatica, analisi dati e sicurezza dei modelli ML.</w:t>
-      </w:r>
-    </w:p>
-    <w:p>
-      <w:pPr>
-        <w:pStyle w:val="ListBullet"/>
-        <w:spacing w:after="36"/>
-      </w:pPr>
-      <w:r>
-        <w:rPr>
-          <w:rFonts w:ascii="Arial" w:hAnsi="Arial" w:cs="Arial"/>
-          <w:color w:val="1B1710"/>
-          <w:sz w:val="18"/>
-        </w:rPr>
-        <w:t>Metodo: partire dalla domanda e dai dati, poi scegliere i modelli e valutarne chiaramente i limiti.</w:t>
-      </w:r>
-    </w:p>
-    <w:p>
-      <w:pPr>
-        <w:spacing w:after="0"/>
-      </w:pPr>
-      <w:r>
-        <w:br w:type="page"/>
-      </w:r>
-    </w:p>
-    <w:p>
-      <w:pPr>
-        <w:pStyle w:val="Heading1"/>
-      </w:pPr>
-      <w:r>
-        <w:t>Esperienza Progettuale Selezionata</w:t>
-      </w:r>
-    </w:p>
-    <w:p>
-      <w:pPr>
-        <w:pStyle w:val="Heading2"/>
-      </w:pPr>
-      <w:hyperlink r:id="rId15">
-        <w:r>
-          <w:rPr>
-            <w:rFonts w:ascii="Arial" w:hAnsi="Arial"/>
-            <w:color w:val="005A56"/>
-            <w:sz w:val="21"/>
-            <w:b/>
-          </w:rPr>
-          <w:t>Tesi Triennale - Predizione di Interazioni Proteiche con GNN</w:t>
-        </w:r>
-      </w:hyperlink>
-    </w:p>
-    <w:p>
-      <w:pPr>
-        <w:pStyle w:val="CVMeta"/>
+        <w:pStyle w:val="CVSection"/>
         <w:keepNext/>
-      </w:pPr>
-      <w:r>
-        <w:t>Bioinformatica | Graph ML | Link prediction | Embedding ProtT5</w:t>
-      </w:r>
-    </w:p>
-    <w:p>
-      <w:pPr>
-        <w:pStyle w:val="ListBullet"/>
-        <w:spacing w:after="36"/>
-      </w:pPr>
-      <w:r>
-        <w:rPr>
-          <w:rFonts w:ascii="Arial" w:hAnsi="Arial" w:cs="Arial"/>
-          <w:color w:val="1B1710"/>
-          <w:sz w:val="18"/>
-        </w:rPr>
-        <w:t>Sviluppato un workflow con graph neural network per ordinare interazioni proteina-proteina probabilmente mancanti, combinando informazione di sequenza e topologia nota con un case study su NOTCH2.</w:t>
-      </w:r>
-    </w:p>
-    <w:p>
-      <w:pPr>
-        <w:pStyle w:val="ListBullet"/>
-        <w:spacing w:after="36"/>
-      </w:pPr>
-      <w:r>
-        <w:rPr>
-          <w:rFonts w:ascii="Arial" w:hAnsi="Arial" w:cs="Arial"/>
-          <w:color w:val="1B1710"/>
-          <w:sz w:val="18"/>
-        </w:rPr>
-        <w:t>Usati encoder TAGConv, TransformerConv e GINConv con pair decoder; valutata la qualità del ranking con sbilanciamento positivi-negativi 1:10.</w:t>
-      </w:r>
-    </w:p>
-    <w:p>
-      <w:pPr>
-        <w:pStyle w:val="ListBullet"/>
-        <w:spacing w:after="36"/>
-      </w:pPr>
-      <w:r>
-        <w:rPr>
-          <w:rFonts w:ascii="Arial" w:hAnsi="Arial" w:cs="Arial"/>
-          <w:color w:val="1B1710"/>
-          <w:sz w:val="18"/>
-        </w:rPr>
-        <w:t>Risultati: AUROC 0.96, AUPRC 0.89, Precision@500 1.00, recall circa 81% alla soglia 0.5; documentati bias topologico e limiti di scalabilità.</w:t>
-      </w:r>
-    </w:p>
-    <w:p>
-      <w:pPr>
-        <w:keepLines/>
-        <w:spacing w:before="40" w:after="100" w:line="240" w:lineRule="auto"/>
-        <w:jc w:val="center"/>
-        <w:shd w:fill="E8F3F1"/>
         <w:pBdr>
-          <w:left w:val="single" w:sz="14" w:space="5" w:color="005A56"/>
+          <w:bottom w:val="single" w:sz="8" w:space="1" w:color="1F4E79"/>
         </w:pBdr>
       </w:pPr>
       <w:r>
-        <w:rPr>
-          <w:rFonts w:ascii="Arial" w:hAnsi="Arial" w:cs="Arial"/>
-          <w:b/>
-          <w:color w:val="005A56"/>
-          <w:sz w:val="17"/>
-        </w:rPr>
-        <w:t>RISULTATI TESI   AUROC 0.96   |   AUPRC 0.89   |   P@500 1.00   |   Recall ~81%</w:t>
+        <w:t>COMPETENZE LINGUISTICHE E CERTIFICAZIONI</w:t>
       </w:r>
     </w:p>
+    <w:tbl>
+      <w:tblPr>
+        <w:tblW w:type="auto" w:w="0"/>
+        <w:jc w:val="center"/>
+        <w:tblLayout w:type="fixed"/>
+        <w:tblLook w:firstColumn="1" w:firstRow="1" w:lastColumn="0" w:lastRow="0" w:noHBand="0" w:noVBand="1" w:val="04A0"/>
+        <w:tblBorders>
+          <w:top w:val="nil"/>
+          <w:left w:val="nil"/>
+          <w:bottom w:val="nil"/>
+          <w:right w:val="nil"/>
+          <w:insideH w:val="nil"/>
+          <w:insideV w:val="nil"/>
+        </w:tblBorders>
+      </w:tblPr>
+      <w:tblGrid>
+        <w:gridCol w:w="1899"/>
+        <w:gridCol w:w="8107"/>
+      </w:tblGrid>
+      <w:tr>
+        <w:trPr>
+          <w:cantSplit/>
+        </w:trPr>
+        <w:tc>
+          <w:tcPr>
+            <w:tcW w:type="dxa" w:w="1899"/>
+            <w:tcMar>
+              <w:top w:w="25" w:type="dxa"/>
+              <w:start w:w="0" w:type="dxa"/>
+              <w:bottom w:w="15" w:type="dxa"/>
+              <w:end w:w="160" w:type="dxa"/>
+            </w:tcMar>
+          </w:tcPr>
+          <w:p>
+            <w:pPr>
+              <w:pStyle w:val="CVMeta"/>
+              <w:widowControl/>
+              <w:jc w:val="right"/>
+            </w:pPr>
+            <w:r>
+              <w:rPr>
+                <w:b/>
+                <w:color w:val="1F4E79"/>
+              </w:rPr>
+              <w:t>Lingua madre</w:t>
+            </w:r>
+          </w:p>
+        </w:tc>
+        <w:tc>
+          <w:tcPr>
+            <w:tcW w:type="dxa" w:w="8107"/>
+            <w:tcMar>
+              <w:top w:w="25" w:type="dxa"/>
+              <w:start w:w="90" w:type="dxa"/>
+              <w:bottom w:w="15" w:type="dxa"/>
+              <w:end w:w="0" w:type="dxa"/>
+            </w:tcMar>
+          </w:tcPr>
+          <w:p>
+            <w:pPr>
+              <w:widowControl/>
+              <w:spacing w:after="16"/>
+            </w:pPr>
+            <w:r>
+              <w:t>Italiano</w:t>
+            </w:r>
+          </w:p>
+        </w:tc>
+      </w:tr>
+    </w:tbl>
+    <w:tbl>
+      <w:tblPr>
+        <w:tblW w:type="auto" w:w="0"/>
+        <w:jc w:val="center"/>
+        <w:tblLayout w:type="fixed"/>
+        <w:tblLook w:firstColumn="1" w:firstRow="1" w:lastColumn="0" w:lastRow="0" w:noHBand="0" w:noVBand="1" w:val="04A0"/>
+        <w:tblBorders>
+          <w:top w:val="nil"/>
+          <w:left w:val="nil"/>
+          <w:bottom w:val="nil"/>
+          <w:right w:val="nil"/>
+          <w:insideH w:val="nil"/>
+          <w:insideV w:val="nil"/>
+        </w:tblBorders>
+      </w:tblPr>
+      <w:tblGrid>
+        <w:gridCol w:w="1899"/>
+        <w:gridCol w:w="8107"/>
+      </w:tblGrid>
+      <w:tr>
+        <w:trPr>
+          <w:cantSplit/>
+        </w:trPr>
+        <w:tc>
+          <w:tcPr>
+            <w:tcW w:type="dxa" w:w="1899"/>
+            <w:tcMar>
+              <w:top w:w="25" w:type="dxa"/>
+              <w:start w:w="0" w:type="dxa"/>
+              <w:bottom w:w="15" w:type="dxa"/>
+              <w:end w:w="160" w:type="dxa"/>
+            </w:tcMar>
+          </w:tcPr>
+          <w:p>
+            <w:pPr>
+              <w:pStyle w:val="CVMeta"/>
+              <w:widowControl/>
+              <w:jc w:val="right"/>
+            </w:pPr>
+            <w:r>
+              <w:rPr>
+                <w:b/>
+                <w:color w:val="1F4E79"/>
+              </w:rPr>
+              <w:t>Altra lingua</w:t>
+            </w:r>
+          </w:p>
+        </w:tc>
+        <w:tc>
+          <w:tcPr>
+            <w:tcW w:type="dxa" w:w="8107"/>
+            <w:tcMar>
+              <w:top w:w="25" w:type="dxa"/>
+              <w:start w:w="90" w:type="dxa"/>
+              <w:bottom w:w="15" w:type="dxa"/>
+              <w:end w:w="0" w:type="dxa"/>
+            </w:tcMar>
+          </w:tcPr>
+          <w:p>
+            <w:pPr>
+              <w:widowControl/>
+              <w:spacing w:after="16"/>
+            </w:pPr>
+            <w:r>
+              <w:t>Inglese - C1 (QCER)</w:t>
+            </w:r>
+          </w:p>
+        </w:tc>
+      </w:tr>
+    </w:tbl>
+    <w:tbl>
+      <w:tblPr>
+        <w:tblW w:type="auto" w:w="0"/>
+        <w:jc w:val="center"/>
+        <w:tblLayout w:type="fixed"/>
+        <w:tblLook w:firstColumn="1" w:firstRow="1" w:lastColumn="0" w:lastRow="0" w:noHBand="0" w:noVBand="1" w:val="04A0"/>
+        <w:tblBorders>
+          <w:top w:val="nil"/>
+          <w:left w:val="nil"/>
+          <w:bottom w:val="nil"/>
+          <w:right w:val="nil"/>
+          <w:insideH w:val="nil"/>
+          <w:insideV w:val="nil"/>
+        </w:tblBorders>
+      </w:tblPr>
+      <w:tblGrid>
+        <w:gridCol w:w="1899"/>
+        <w:gridCol w:w="8107"/>
+      </w:tblGrid>
+      <w:tr>
+        <w:trPr>
+          <w:cantSplit/>
+        </w:trPr>
+        <w:tc>
+          <w:tcPr>
+            <w:tcW w:type="dxa" w:w="1899"/>
+            <w:vAlign w:val="top"/>
+            <w:tcMar>
+              <w:top w:w="40" w:type="dxa"/>
+              <w:start w:w="0" w:type="dxa"/>
+              <w:bottom w:w="20" w:type="dxa"/>
+              <w:end w:w="160" w:type="dxa"/>
+            </w:tcMar>
+          </w:tcPr>
+          <w:p>
+            <w:pPr>
+              <w:pStyle w:val="CVMeta"/>
+              <w:widowControl/>
+              <w:jc w:val="right"/>
+            </w:pPr>
+            <w:r>
+              <w:rPr>
+                <w:b/>
+                <w:color w:val="1F4E79"/>
+              </w:rPr>
+              <w:t>2022</w:t>
+            </w:r>
+          </w:p>
+        </w:tc>
+        <w:tc>
+          <w:tcPr>
+            <w:tcW w:type="dxa" w:w="8107"/>
+            <w:vAlign w:val="top"/>
+            <w:tcMar>
+              <w:top w:w="40" w:type="dxa"/>
+              <w:start w:w="90" w:type="dxa"/>
+              <w:bottom w:w="20" w:type="dxa"/>
+              <w:end w:w="0" w:type="dxa"/>
+            </w:tcMar>
+          </w:tcPr>
+          <w:p>
+            <w:pPr>
+              <w:pStyle w:val="CVItemTitle"/>
+              <w:keepNext/>
+              <w:widowControl/>
+            </w:pPr>
+            <w:r>
+              <w:t>Cambridge English: Advanced (CAE)</w:t>
+            </w:r>
+          </w:p>
+          <w:p>
+            <w:pPr>
+              <w:pStyle w:val="CVMeta"/>
+              <w:keepNext/>
+              <w:widowControl/>
+            </w:pPr>
+            <w:r>
+              <w:t>Cambridge Assessment English</w:t>
+            </w:r>
+          </w:p>
+          <w:p>
+            <w:pPr>
+              <w:widowControl/>
+              <w:spacing w:after="30"/>
+            </w:pPr>
+            <w:r>
+              <w:t>Cambridge English Level 2 Certificate in ESOL International (Advanced), livello C1 del QCER.</w:t>
+            </w:r>
+          </w:p>
+        </w:tc>
+      </w:tr>
+    </w:tbl>
     <w:p>
       <w:pPr>
-        <w:pStyle w:val="Heading2"/>
-      </w:pPr>
-      <w:hyperlink r:id="rId16">
-        <w:r>
-          <w:rPr>
-            <w:rFonts w:ascii="Arial" w:hAnsi="Arial"/>
-            <w:color w:val="005A56"/>
-            <w:sz w:val="21"/>
-            <w:b/>
-          </w:rPr>
-          <w:t>RL-Nav v1 - RL Guidato da Oracolo in Osservabilità Parziale</w:t>
-        </w:r>
-      </w:hyperlink>
-    </w:p>
-    <w:p>
-      <w:pPr>
-        <w:pStyle w:val="CVMeta"/>
+        <w:pStyle w:val="CVSection"/>
         <w:keepNext/>
+        <w:pBdr>
+          <w:bottom w:val="single" w:sz="8" w:space="1" w:color="1F4E79"/>
+        </w:pBdr>
       </w:pPr>
       <w:r>
-        <w:t>Reinforcement learning | Guida LLM | Controllo ricorrente | PyBullet</w:t>
+        <w:t>ALTRE INFORMAZIONI</w:t>
       </w:r>
     </w:p>
-    <w:p>
-      <w:pPr>
-        <w:pStyle w:val="ListBullet"/>
-        <w:spacing w:after="36"/>
-      </w:pPr>
-      <w:r>
-        <w:rPr>
-          <w:rFonts w:ascii="Arial" w:hAnsi="Arial" w:cs="Arial"/>
-          <w:color w:val="1B1710"/>
-          <w:sz w:val="18"/>
-        </w:rPr>
-        <w:t>Progettata l'interfaccia e gli output strutturati vincolati di un oracolo LLM per la navigazione in un ambiente stocastico e parzialmente osservabile con obiettivo nascosto.</w:t>
-      </w:r>
-    </w:p>
-    <w:p>
-      <w:pPr>
-        <w:pStyle w:val="ListBullet"/>
-        <w:spacing w:after="36"/>
-      </w:pPr>
-      <w:r>
-        <w:rPr>
-          <w:rFonts w:ascii="Arial" w:hAnsi="Arial" w:cs="Arial"/>
-          <w:color w:val="1B1710"/>
-          <w:sz w:val="18"/>
-        </w:rPr>
-        <w:t>Raggiunto il 62% di successo in held-out, identificando la robustezza esecutiva come collo di bottiglia principale.</w:t>
-      </w:r>
-    </w:p>
-    <w:p>
-      <w:pPr>
-        <w:pStyle w:val="Heading2"/>
-      </w:pPr>
-      <w:hyperlink r:id="rId17">
-        <w:r>
-          <w:rPr>
-            <w:rFonts w:ascii="Arial" w:hAnsi="Arial"/>
-            <w:color w:val="005A56"/>
-            <w:sz w:val="21"/>
-            <w:b/>
-          </w:rPr>
-          <w:t>Anomaly Detection &amp; Localizzazione UAV</w:t>
-        </w:r>
-      </w:hyperlink>
-    </w:p>
-    <w:p>
-      <w:pPr>
-        <w:pStyle w:val="CVMeta"/>
-        <w:keepNext/>
-      </w:pPr>
-      <w:r>
-        <w:t>Visione artificiale | AE/VAE | Heatmap | Componenti connesse</w:t>
-      </w:r>
-    </w:p>
-    <w:p>
-      <w:pPr>
-        <w:pStyle w:val="ListBullet"/>
-        <w:spacing w:after="36"/>
-      </w:pPr>
-      <w:r>
-        <w:rPr>
-          <w:rFonts w:ascii="Arial" w:hAnsi="Arial" w:cs="Arial"/>
-          <w:color w:val="1B1710"/>
-          <w:sz w:val="18"/>
-        </w:rPr>
-        <w:t>Sviluppata una pipeline modulare per immagini aeree ad alta risoluzione: ricostruzione della scena attesa, scoring delle anomalie residue, pulizia delle maschere ed estrazione di box e crop.</w:t>
-      </w:r>
-    </w:p>
-    <w:p>
-      <w:pPr>
-        <w:pStyle w:val="ListBullet"/>
-        <w:spacing w:after="36"/>
-      </w:pPr>
-      <w:r>
-        <w:rPr>
-          <w:rFonts w:ascii="Arial" w:hAnsi="Arial" w:cs="Arial"/>
-          <w:color w:val="1B1710"/>
-          <w:sz w:val="18"/>
-        </w:rPr>
-        <w:t>Lavoro orientato a mappe di anomalia interpretabili e generazione leggera di regioni candidate prima della classificazione.</w:t>
-      </w:r>
-    </w:p>
-    <w:p>
-      <w:pPr>
-        <w:pStyle w:val="Heading2"/>
-      </w:pPr>
-      <w:hyperlink r:id="rId18">
-        <w:r>
-          <w:rPr>
-            <w:rFonts w:ascii="Arial" w:hAnsi="Arial"/>
-            <w:color w:val="005A56"/>
-            <w:sz w:val="21"/>
-            <w:b/>
-          </w:rPr>
-          <w:t>Previsione dell'Attrattore di Lorenz</w:t>
-        </w:r>
-      </w:hyperlink>
-    </w:p>
-    <w:p>
-      <w:pPr>
-        <w:pStyle w:val="CVMeta"/>
-        <w:keepNext/>
-      </w:pPr>
-      <w:r>
-        <w:t>LSTM | Serie temporali | Sistemi caotici | Simulazione numerica</w:t>
-      </w:r>
-    </w:p>
-    <w:p>
-      <w:pPr>
-        <w:pStyle w:val="ListBullet"/>
-        <w:spacing w:after="36"/>
-      </w:pPr>
-      <w:r>
-        <w:rPr>
-          <w:rFonts w:ascii="Arial" w:hAnsi="Arial" w:cs="Arial"/>
-          <w:color w:val="1B1710"/>
-          <w:sz w:val="18"/>
-        </w:rPr>
-        <w:t>Confrontati approcci ricorrenti di predizione delle coordinate, derivative-aware e residual-style su un sistema dinamico caotico.</w:t>
-      </w:r>
-    </w:p>
-    <w:p>
-      <w:pPr>
-        <w:pStyle w:val="ListBullet"/>
-        <w:spacing w:after="36"/>
-      </w:pPr>
-      <w:r>
-        <w:rPr>
-          <w:rFonts w:ascii="Arial" w:hAnsi="Arial" w:cs="Arial"/>
-          <w:color w:val="1B1710"/>
-          <w:sz w:val="18"/>
-        </w:rPr>
-        <w:t>Usati rollout ricorsivi per studiare deriva, stabilità e accumulo degli errori oltre le metriche a breve orizzonte.</w:t>
-      </w:r>
-    </w:p>
-    <w:p>
-      <w:pPr>
-        <w:pStyle w:val="Heading1"/>
-      </w:pPr>
-      <w:r>
-        <w:t>Altri Progetti</w:t>
-      </w:r>
-    </w:p>
-    <w:p>
-      <w:pPr>
-        <w:keepLines/>
-        <w:spacing w:before="0" w:after="60" w:line="264" w:lineRule="auto"/>
-      </w:pPr>
-      <w:r>
-        <w:rPr>
-          <w:rFonts w:ascii="Arial" w:hAnsi="Arial" w:cs="Arial"/>
-          <w:b/>
-          <w:color w:val="005A56"/>
-          <w:sz w:val="18"/>
-        </w:rPr>
-        <w:t xml:space="preserve">Analisi Dati - Elezioni Europee 2019: </w:t>
-      </w:r>
-      <w:r>
-        <w:rPr>
-          <w:rFonts w:ascii="Arial" w:hAnsi="Arial" w:cs="Arial"/>
-          <w:color w:val="1B1710"/>
-          <w:sz w:val="18"/>
-        </w:rPr>
-        <w:t>Pulizia di dati pubblici, verifica di ipotesi e produzione di analisi visuali e narrative riproducibili.</w:t>
-      </w:r>
-    </w:p>
-    <w:p>
-      <w:pPr>
-        <w:keepLines/>
-        <w:spacing w:before="0" w:after="60" w:line="264" w:lineRule="auto"/>
-      </w:pPr>
-      <w:r>
-        <w:rPr>
-          <w:rFonts w:ascii="Arial" w:hAnsi="Arial" w:cs="Arial"/>
-          <w:b/>
-          <w:color w:val="005A56"/>
-          <w:sz w:val="18"/>
-        </w:rPr>
-        <w:t xml:space="preserve">Generazione di Dataset Sintetici in Blender: </w:t>
-      </w:r>
-      <w:r>
-        <w:rPr>
-          <w:rFonts w:ascii="Arial" w:hAnsi="Arial" w:cs="Arial"/>
-          <w:color w:val="1B1710"/>
-          <w:sz w:val="18"/>
-        </w:rPr>
-        <w:t>Generazione di render etichettati con domain randomization per training di object detection in stile YOLO.</w:t>
-      </w:r>
-    </w:p>
-    <w:p>
-      <w:pPr>
-        <w:keepLines/>
-        <w:spacing w:before="0" w:after="60" w:line="264" w:lineRule="auto"/>
-      </w:pPr>
-      <w:r>
-        <w:rPr>
-          <w:rFonts w:ascii="Arial" w:hAnsi="Arial" w:cs="Arial"/>
-          <w:b/>
-          <w:color w:val="005A56"/>
-          <w:sz w:val="18"/>
-        </w:rPr>
-        <w:t xml:space="preserve">Piccoli Progetti Web / API: </w:t>
-      </w:r>
-      <w:r>
-        <w:rPr>
-          <w:rFonts w:ascii="Arial" w:hAnsi="Arial" w:cs="Arial"/>
-          <w:color w:val="1B1710"/>
-          <w:sz w:val="18"/>
-        </w:rPr>
-        <w:t>App leggere e integrazioni API con OpenAPI, SQL, HTML, CSS e JavaScript; includono WasaText, Mood Tracker e questo portfolio.</w:t>
-      </w:r>
-    </w:p>
-    <w:p>
-      <w:pPr>
-        <w:spacing w:after="0"/>
-      </w:pPr>
-      <w:r>
-        <w:br w:type="page"/>
-      </w:r>
-    </w:p>
-    <w:p>
-      <w:pPr>
-        <w:pStyle w:val="Heading1"/>
-      </w:pPr>
-      <w:r>
-        <w:t>Portfolio Tecnico Interattivo</w:t>
-      </w:r>
-    </w:p>
-    <w:p>
-      <w:pPr>
-        <w:keepLines/>
-        <w:spacing w:before="0" w:after="80" w:line="269" w:lineRule="auto"/>
-      </w:pPr>
-      <w:r>
-        <w:rPr>
-          <w:rFonts w:ascii="Arial" w:hAnsi="Arial" w:cs="Arial"/>
-          <w:color w:val="1B1710"/>
-          <w:sz w:val="19"/>
-        </w:rPr>
-        <w:t>Realizzati quattordici strumenti, simulatori e spiegazioni browser-native che trasformano concetti tecnici in interazioni direttamente ispezionabili.</w:t>
-      </w:r>
-    </w:p>
-    <w:p>
-      <w:pPr>
-        <w:pStyle w:val="ListBullet"/>
-        <w:spacing w:after="60"/>
-      </w:pPr>
-      <w:r>
-        <w:rPr>
-          <w:rFonts w:ascii="Arial" w:hAnsi="Arial" w:cs="Arial"/>
-          <w:b/>
-          <w:color w:val="005A56"/>
-          <w:sz w:val="18"/>
-        </w:rPr>
-        <w:t xml:space="preserve">Grafi &amp; machine learning: </w:t>
-      </w:r>
-      <w:r>
-        <w:rPr>
-          <w:rFonts w:ascii="Arial" w:hAnsi="Arial" w:cs="Arial"/>
-          <w:color w:val="1B1710"/>
-          <w:sz w:val="18"/>
-        </w:rPr>
-        <w:t>Graph Signal Diffusion; GNN Message Passing Toy; Clustering Lab; MLP Decision Boundary Lab; Anomaly Node Game</w:t>
-      </w:r>
-    </w:p>
-    <w:p>
-      <w:pPr>
-        <w:pStyle w:val="ListBullet"/>
-        <w:spacing w:after="60"/>
-      </w:pPr>
-      <w:r>
-        <w:rPr>
-          <w:rFonts w:ascii="Arial" w:hAnsi="Arial" w:cs="Arial"/>
-          <w:b/>
-          <w:color w:val="005A56"/>
-          <w:sz w:val="18"/>
-        </w:rPr>
-        <w:t xml:space="preserve">Segnali, visione &amp; modelli generativi: </w:t>
-      </w:r>
-      <w:r>
-        <w:rPr>
-          <w:rFonts w:ascii="Arial" w:hAnsi="Arial" w:cs="Arial"/>
-          <w:color w:val="1B1710"/>
-          <w:sz w:val="18"/>
-        </w:rPr>
-        <w:t>Fourier Transform Playground; Signal Filter Playground; Convolution Kernel Playground; Computer Vision Mini Lab; Diffusion Model Denoising Toy</w:t>
-      </w:r>
-    </w:p>
-    <w:p>
-      <w:pPr>
-        <w:pStyle w:val="ListBullet"/>
-        <w:spacing w:after="60"/>
-      </w:pPr>
-      <w:r>
-        <w:rPr>
-          <w:rFonts w:ascii="Arial" w:hAnsi="Arial" w:cs="Arial"/>
-          <w:b/>
-          <w:color w:val="005A56"/>
-          <w:sz w:val="18"/>
-        </w:rPr>
-        <w:t xml:space="preserve">Calcolo scientifico &amp; creativo: </w:t>
-      </w:r>
-      <w:r>
-        <w:rPr>
-          <w:rFonts w:ascii="Arial" w:hAnsi="Arial" w:cs="Arial"/>
-          <w:color w:val="1B1710"/>
-          <w:sz w:val="18"/>
-        </w:rPr>
-        <w:t>Gravity Assist Sandbox; Circle of Fifths Network; Image Color Editor</w:t>
-      </w:r>
-    </w:p>
-    <w:p>
-      <w:pPr>
-        <w:pStyle w:val="ListBullet"/>
-        <w:spacing w:after="60"/>
-      </w:pPr>
-      <w:r>
-        <w:rPr>
-          <w:rFonts w:ascii="Arial" w:hAnsi="Arial" w:cs="Arial"/>
-          <w:b/>
-          <w:color w:val="005A56"/>
-          <w:sz w:val="18"/>
-        </w:rPr>
-        <w:t xml:space="preserve">Utility browser: </w:t>
-      </w:r>
-      <w:r>
-        <w:rPr>
-          <w:rFonts w:ascii="Arial" w:hAnsi="Arial" w:cs="Arial"/>
-          <w:color w:val="1B1710"/>
-          <w:sz w:val="18"/>
-        </w:rPr>
-        <w:t>File Converter locale basato su strumenti browser-native e FFmpeg.wasm</w:t>
-      </w:r>
-    </w:p>
-    <w:p>
-      <w:pPr>
-        <w:spacing w:before="20" w:after="100" w:line="240" w:lineRule="auto"/>
-      </w:pPr>
-      <w:hyperlink r:id="rId19">
-        <w:r>
-          <w:rPr>
-            <w:rFonts w:ascii="Arial" w:hAnsi="Arial"/>
-            <w:color w:val="005A56"/>
-            <w:sz w:val="18"/>
-            <w:b/>
-          </w:rPr>
-          <w:t>www.lmarinelli.eu/it/playground/</w:t>
-        </w:r>
-      </w:hyperlink>
-    </w:p>
-    <w:p>
-      <w:pPr>
-        <w:pStyle w:val="Heading1"/>
-      </w:pPr>
-      <w:r>
-        <w:t>Metodo di Ricerca</w:t>
-      </w:r>
-    </w:p>
-    <w:p>
-      <w:pPr>
-        <w:pStyle w:val="ListBullet"/>
-      </w:pPr>
-      <w:r>
-        <w:rPr>
-          <w:rFonts w:ascii="Arial" w:hAnsi="Arial" w:cs="Arial"/>
-          <w:color w:val="1B1710"/>
-          <w:sz w:val="18"/>
-        </w:rPr>
-        <w:t>Collego corsi, tesi e progetti personali attraverso appunti leggibili, demo e valutazione pratica.</w:t>
-      </w:r>
-    </w:p>
-    <w:p>
-      <w:pPr>
-        <w:pStyle w:val="ListBullet"/>
-      </w:pPr>
-      <w:r>
-        <w:rPr>
-          <w:rFonts w:ascii="Arial" w:hAnsi="Arial" w:cs="Arial"/>
-          <w:color w:val="1B1710"/>
-          <w:sz w:val="18"/>
-        </w:rPr>
-        <w:t>Trasformo problemi di dominio e dataset disordinati in analisi riproducibili, sintesi visuali ed esperimenti documentati.</w:t>
-      </w:r>
-    </w:p>
-    <w:p>
-      <w:pPr>
-        <w:pStyle w:val="ListBullet"/>
-      </w:pPr>
-      <w:r>
-        <w:rPr>
-          <w:rFonts w:ascii="Arial" w:hAnsi="Arial" w:cs="Arial"/>
-          <w:color w:val="1B1710"/>
-          <w:sz w:val="18"/>
-        </w:rPr>
-        <w:t>Mantengo un learning log; tra i riferimenti attuali è presente un corso NVIDIA DLI su adversarial machine learning e model security.</w:t>
-      </w:r>
-    </w:p>
-    <w:p>
-      <w:pPr>
-        <w:pStyle w:val="Heading1"/>
-      </w:pPr>
-      <w:r>
-        <w:t>Interessi Trasversali</w:t>
-      </w:r>
-    </w:p>
-    <w:p>
-      <w:pPr>
-        <w:keepLines/>
-        <w:spacing w:before="0" w:after="80" w:line="269" w:lineRule="auto"/>
-      </w:pPr>
-      <w:r>
-        <w:rPr>
-          <w:rFonts w:ascii="Arial" w:hAnsi="Arial" w:cs="Arial"/>
-          <w:color w:val="1B1710"/>
-          <w:sz w:val="19"/>
-        </w:rPr>
-        <w:t>Statistica, psicologia, fisica, biologia e filosofia; composizione musicale, chitarra classica, modellazione 3D, disegno, fotografia, film, serie TV e videogiochi.</w:t>
-      </w:r>
-    </w:p>
-    <w:p>
-      <w:pPr>
-        <w:pStyle w:val="Heading1"/>
-      </w:pPr>
-      <w:r>
-        <w:t>Portfolio &amp; Contatti</w:t>
-      </w:r>
-    </w:p>
-    <w:p>
-      <w:pPr>
-        <w:keepLines/>
-        <w:spacing w:before="0" w:after="80" w:line="264" w:lineRule="auto"/>
-      </w:pPr>
-      <w:r>
-        <w:rPr>
-          <w:rFonts w:ascii="Arial" w:hAnsi="Arial" w:cs="Arial"/>
-          <w:color w:val="1B1710"/>
-          <w:sz w:val="18"/>
-        </w:rPr>
-        <w:t>Dettagli dei progetti, tesi, presentazioni e demo interattive sono disponibili online.</w:t>
-      </w:r>
-    </w:p>
-    <w:p>
-      <w:pPr>
-        <w:pStyle w:val="ListBullet"/>
-        <w:spacing w:after="40"/>
-      </w:pPr>
-      <w:hyperlink r:id="rId20">
-        <w:r>
-          <w:rPr>
-            <w:rFonts w:ascii="Arial" w:hAnsi="Arial"/>
-            <w:color w:val="005A56"/>
-            <w:sz w:val="18"/>
-            <w:b/>
-          </w:rPr>
-          <w:t>Portfolio</w:t>
-        </w:r>
-      </w:hyperlink>
-    </w:p>
-    <w:p>
-      <w:pPr>
-        <w:pStyle w:val="ListBullet"/>
-        <w:spacing w:after="40"/>
-      </w:pPr>
-      <w:hyperlink r:id="rId13">
-        <w:r>
-          <w:rPr>
-            <w:rFonts w:ascii="Arial" w:hAnsi="Arial"/>
-            <w:color w:val="005A56"/>
-            <w:sz w:val="18"/>
-            <w:b/>
-          </w:rPr>
-          <w:t>GitHub</w:t>
-        </w:r>
-      </w:hyperlink>
-    </w:p>
-    <w:p>
-      <w:pPr>
-        <w:pStyle w:val="ListBullet"/>
-        <w:spacing w:after="40"/>
-      </w:pPr>
-      <w:hyperlink r:id="rId14">
-        <w:r>
-          <w:rPr>
-            <w:rFonts w:ascii="Arial" w:hAnsi="Arial"/>
-            <w:color w:val="005A56"/>
-            <w:sz w:val="18"/>
-            <w:b/>
-          </w:rPr>
-          <w:t>LinkedIn</w:t>
-        </w:r>
-      </w:hyperlink>
-    </w:p>
-    <w:p>
-      <w:pPr>
-        <w:pStyle w:val="ListBullet"/>
-        <w:spacing w:after="40"/>
-      </w:pPr>
-      <w:hyperlink r:id="rId21">
-        <w:r>
-          <w:rPr>
-            <w:rFonts w:ascii="Arial" w:hAnsi="Arial"/>
-            <w:color w:val="005A56"/>
-            <w:sz w:val="18"/>
-            <w:b/>
-          </w:rPr>
-          <w:t>PDF della tesi triennale</w:t>
-        </w:r>
-      </w:hyperlink>
-    </w:p>
-    <w:p>
-      <w:pPr>
-        <w:pStyle w:val="ListBullet"/>
-        <w:spacing w:after="40"/>
-      </w:pPr>
-      <w:hyperlink r:id="rId22">
-        <w:r>
-          <w:rPr>
-            <w:rFonts w:ascii="Arial" w:hAnsi="Arial"/>
-            <w:color w:val="005A56"/>
-            <w:sz w:val="18"/>
-            <w:b/>
-          </w:rPr>
-          <w:t>Slide della tesi</w:t>
-        </w:r>
-      </w:hyperlink>
-    </w:p>
-    <w:p>
-      <w:pPr>
-        <w:pStyle w:val="ListBullet"/>
-        <w:spacing w:after="40"/>
-      </w:pPr>
-      <w:hyperlink r:id="rId16">
-        <w:r>
-          <w:rPr>
-            <w:rFonts w:ascii="Arial" w:hAnsi="Arial"/>
-            <w:color w:val="005A56"/>
-            <w:sz w:val="18"/>
-            <w:b/>
-          </w:rPr>
-          <w:t>Presentazione RL-Nav</w:t>
-        </w:r>
-      </w:hyperlink>
-    </w:p>
+    <w:tbl>
+      <w:tblPr>
+        <w:tblW w:type="auto" w:w="0"/>
+        <w:jc w:val="center"/>
+        <w:tblLayout w:type="fixed"/>
+        <w:tblLook w:firstColumn="1" w:firstRow="1" w:lastColumn="0" w:lastRow="0" w:noHBand="0" w:noVBand="1" w:val="04A0"/>
+        <w:tblBorders>
+          <w:top w:val="nil"/>
+          <w:left w:val="nil"/>
+          <w:bottom w:val="nil"/>
+          <w:right w:val="nil"/>
+          <w:insideH w:val="nil"/>
+          <w:insideV w:val="nil"/>
+        </w:tblBorders>
+      </w:tblPr>
+      <w:tblGrid>
+        <w:gridCol w:w="1899"/>
+        <w:gridCol w:w="8107"/>
+      </w:tblGrid>
+      <w:tr>
+        <w:trPr>
+          <w:cantSplit/>
+        </w:trPr>
+        <w:tc>
+          <w:tcPr>
+            <w:tcW w:type="dxa" w:w="1899"/>
+            <w:tcMar>
+              <w:top w:w="25" w:type="dxa"/>
+              <w:start w:w="0" w:type="dxa"/>
+              <w:bottom w:w="15" w:type="dxa"/>
+              <w:end w:w="160" w:type="dxa"/>
+            </w:tcMar>
+          </w:tcPr>
+          <w:p>
+            <w:pPr>
+              <w:pStyle w:val="CVMeta"/>
+              <w:widowControl/>
+              <w:jc w:val="right"/>
+            </w:pPr>
+            <w:r>
+              <w:rPr>
+                <w:b/>
+                <w:color w:val="1F4E79"/>
+              </w:rPr>
+              <w:t>Interessi</w:t>
+            </w:r>
+          </w:p>
+        </w:tc>
+        <w:tc>
+          <w:tcPr>
+            <w:tcW w:type="dxa" w:w="8107"/>
+            <w:tcMar>
+              <w:top w:w="25" w:type="dxa"/>
+              <w:start w:w="90" w:type="dxa"/>
+              <w:bottom w:w="15" w:type="dxa"/>
+              <w:end w:w="0" w:type="dxa"/>
+            </w:tcMar>
+          </w:tcPr>
+          <w:p>
+            <w:pPr>
+              <w:widowControl/>
+              <w:spacing w:after="16"/>
+            </w:pPr>
+            <w:r>
+              <w:t>Chitarra classica; cucina; geopolitica.</w:t>
+            </w:r>
+          </w:p>
+        </w:tc>
+      </w:tr>
+    </w:tbl>
     <w:sectPr>
-      <w:headerReference w:type="default" r:id="rId9"/>
-      <w:footerReference w:type="default" r:id="rId10"/>
-      <w:pgSz w:w="12240" w:h="15840"/>
-      <w:pgMar w:top="1080" w:right="1440" w:bottom="1008" w:left="1440" w:header="504" w:footer="504" w:gutter="0"/>
+      <w:footerReference w:type="default" r:id="rId13"/>
+      <w:pgSz w:w="11906" w:h="16838"/>
+      <w:pgMar w:top="765" w:right="822" w:bottom="709" w:left="822" w:header="283" w:footer="312" w:gutter="0"/>
       <w:cols w:space="720"/>
       <w:docGrid w:linePitch="360"/>
     </w:sectPr>
@@ -1151,72 +2102,15 @@
 <w:ftr xmlns:m="http://schemas.openxmlformats.org/officeDocument/2006/math" xmlns:mc="http://schemas.openxmlformats.org/markup-compatibility/2006" xmlns:mo="http://schemas.microsoft.com/office/mac/office/2008/main" xmlns:mv="urn:schemas-microsoft-com:mac:vml" xmlns:o="urn:schemas-microsoft-com:office:office" xmlns:r="http://schemas.openxmlformats.org/officeDocument/2006/relationships" xmlns:v="urn:schemas-microsoft-com:vml" xmlns:w10="urn:schemas-microsoft-com:office:word" xmlns:w14="http://schemas.microsoft.com/office/word/2010/wordml" xmlns:w="http://schemas.openxmlformats.org/wordprocessingml/2006/main" xmlns:wne="http://schemas.microsoft.com/office/word/2006/wordml" xmlns:wp14="http://schemas.microsoft.com/office/word/2010/wordprocessingDrawing" xmlns:wp="http://schemas.openxmlformats.org/drawingml/2006/wordprocessingDrawing" xmlns:wpc="http://schemas.microsoft.com/office/word/2010/wordprocessingCanvas" xmlns:wpg="http://schemas.microsoft.com/office/word/2010/wordprocessingGroup" xmlns:wpi="http://schemas.microsoft.com/office/word/2010/wordprocessingInk" xmlns:wps="http://schemas.microsoft.com/office/word/2010/wordprocessingShape" mc:Ignorable="w14 wp14">
   <w:p>
     <w:pPr>
-      <w:pStyle w:val="Footer"/>
-      <w:tabs>
-        <w:tab w:pos="9360" w:val="right"/>
-      </w:tabs>
-      <w:spacing w:before="0" w:after="0" w:line="240" w:lineRule="auto"/>
-    </w:pPr>
-    <w:hyperlink r:id="rId1">
-      <w:r>
-        <w:rPr>
-          <w:rFonts w:ascii="Arial" w:hAnsi="Arial"/>
-          <w:color w:val="5B4F3D"/>
-          <w:sz w:val="16"/>
-        </w:rPr>
-        <w:t>www.lmarinelli.eu</w:t>
-      </w:r>
-    </w:hyperlink>
+      <w:pStyle w:val="CVSmall"/>
+      <w:jc w:val="center"/>
+    </w:pPr>
     <w:r>
-      <w:rPr>
-        <w:rFonts w:ascii="Arial" w:hAnsi="Arial" w:cs="Arial"/>
-        <w:color w:val="5B4F3D"/>
-        <w:sz w:val="16"/>
-      </w:rPr>
-      <w:tab/>
+      <w:t xml:space="preserve">Lorenzo Marinelli | Curriculum Vitae | </w:t>
     </w:r>
-    <w:r>
-      <w:rPr>
-        <w:rFonts w:ascii="Arial" w:hAnsi="Arial" w:cs="Arial"/>
-        <w:color w:val="5B4F3D"/>
-        <w:sz w:val="16"/>
-      </w:rPr>
-      <w:t xml:space="preserve">Pagina </w:t>
-    </w:r>
-    <w:r>
-      <w:rPr>
-        <w:rFonts w:ascii="Arial" w:hAnsi="Arial" w:cs="Arial"/>
-        <w:color w:val="5B4F3D"/>
-        <w:sz w:val="17"/>
-      </w:rPr>
-      <w:fldChar w:fldCharType="begin"/>
-      <w:instrText xml:space="preserve"> PAGE </w:instrText>
-      <w:fldChar w:fldCharType="separate"/>
-      <w:fldChar w:fldCharType="end"/>
-    </w:r>
+    <w:fldSimple w:instr="PAGE"/>
   </w:p>
 </w:ftr>
-</file>
-
-<file path=word/header1.xml><?xml version="1.0" encoding="utf-8"?>
-<w:hdr xmlns:m="http://schemas.openxmlformats.org/officeDocument/2006/math" xmlns:mc="http://schemas.openxmlformats.org/markup-compatibility/2006" xmlns:mo="http://schemas.microsoft.com/office/mac/office/2008/main" xmlns:mv="urn:schemas-microsoft-com:mac:vml" xmlns:o="urn:schemas-microsoft-com:office:office" xmlns:r="http://schemas.openxmlformats.org/officeDocument/2006/relationships" xmlns:v="urn:schemas-microsoft-com:vml" xmlns:w10="urn:schemas-microsoft-com:office:word" xmlns:w14="http://schemas.microsoft.com/office/word/2010/wordml" xmlns:w="http://schemas.openxmlformats.org/wordprocessingml/2006/main" xmlns:wne="http://schemas.microsoft.com/office/word/2006/wordml" xmlns:wp14="http://schemas.microsoft.com/office/word/2010/wordprocessingDrawing" xmlns:wp="http://schemas.openxmlformats.org/drawingml/2006/wordprocessingDrawing" xmlns:wpc="http://schemas.microsoft.com/office/word/2010/wordprocessingCanvas" xmlns:wpg="http://schemas.microsoft.com/office/word/2010/wordprocessingGroup" xmlns:wpi="http://schemas.microsoft.com/office/word/2010/wordprocessingInk" xmlns:wps="http://schemas.microsoft.com/office/word/2010/wordprocessingShape" mc:Ignorable="w14 wp14">
-  <w:p>
-    <w:pPr>
-      <w:pStyle w:val="Header"/>
-      <w:spacing w:before="0" w:after="0" w:line="240" w:lineRule="auto"/>
-      <w:jc w:val="right"/>
-    </w:pPr>
-    <w:r>
-      <w:rPr>
-        <w:rFonts w:ascii="Arial" w:hAnsi="Arial" w:cs="Arial"/>
-        <w:b/>
-        <w:color w:val="005A56"/>
-        <w:sz w:val="15"/>
-      </w:rPr>
-      <w:t>LORENZO MARINELLI  |  CURRICULUM VITAE</w:t>
-    </w:r>
-  </w:p>
-</w:hdr>
 </file>
 
 <file path=word/numbering.xml><?xml version="1.0" encoding="utf-8"?>
@@ -1583,12 +2477,11 @@
     <w:qFormat/>
     <w:rsid w:val="00FC693F"/>
     <w:pPr>
-      <w:spacing w:after="80" w:line="269" w:lineRule="auto"/>
+      <w:spacing w:after="30" w:line="240" w:lineRule="auto"/>
     </w:pPr>
     <w:rPr>
-      <w:rFonts w:ascii="Arial" w:hAnsi="Arial"/>
-      <w:color w:val="1B1710"/>
-      <w:sz w:val="19"/>
+      <w:rFonts w:ascii="Arial" w:hAnsi="Arial" w:eastAsia="Arial"/>
+      <w:sz w:val="18"/>
     </w:rPr>
   </w:style>
   <w:style w:type="paragraph" w:styleId="Header">
@@ -1646,14 +2539,14 @@
     <w:pPr>
       <w:keepNext/>
       <w:keepLines/>
-      <w:spacing w:before="200" w:after="100"/>
+      <w:spacing w:before="480" w:after="0"/>
       <w:outlineLvl w:val="0"/>
     </w:pPr>
     <w:rPr>
-      <w:rFonts w:asciiTheme="majorHAnsi" w:eastAsiaTheme="majorEastAsia" w:hAnsiTheme="majorHAnsi" w:cstheme="majorBidi" w:ascii="Georgia" w:hAnsi="Georgia"/>
+      <w:rFonts w:asciiTheme="majorHAnsi" w:eastAsiaTheme="majorEastAsia" w:hAnsiTheme="majorHAnsi" w:cstheme="majorBidi"/>
       <w:b/>
       <w:bCs/>
-      <w:color w:val="966E00"/>
+      <w:color w:val="365F91" w:themeColor="accent1" w:themeShade="BF"/>
       <w:sz w:val="28"/>
       <w:szCs w:val="28"/>
     </w:rPr>
@@ -1670,15 +2563,15 @@
     <w:pPr>
       <w:keepNext/>
       <w:keepLines/>
-      <w:spacing w:before="100" w:after="20"/>
+      <w:spacing w:before="200" w:after="0"/>
       <w:outlineLvl w:val="1"/>
     </w:pPr>
     <w:rPr>
-      <w:rFonts w:asciiTheme="majorHAnsi" w:eastAsiaTheme="majorEastAsia" w:hAnsiTheme="majorHAnsi" w:cstheme="majorBidi" w:ascii="Arial" w:hAnsi="Arial"/>
+      <w:rFonts w:asciiTheme="majorHAnsi" w:eastAsiaTheme="majorEastAsia" w:hAnsiTheme="majorHAnsi" w:cstheme="majorBidi"/>
       <w:b/>
       <w:bCs/>
-      <w:color w:val="005A56"/>
-      <w:sz w:val="21"/>
+      <w:color w:val="4F81BD" w:themeColor="accent1"/>
+      <w:sz w:val="26"/>
       <w:szCs w:val="26"/>
     </w:rPr>
   </w:style>
@@ -1694,15 +2587,14 @@
     <w:pPr>
       <w:keepNext/>
       <w:keepLines/>
-      <w:spacing w:before="60" w:after="20"/>
+      <w:spacing w:before="200" w:after="0"/>
       <w:outlineLvl w:val="2"/>
     </w:pPr>
     <w:rPr>
-      <w:rFonts w:asciiTheme="majorHAnsi" w:eastAsiaTheme="majorEastAsia" w:hAnsiTheme="majorHAnsi" w:cstheme="majorBidi" w:ascii="Arial" w:hAnsi="Arial"/>
+      <w:rFonts w:asciiTheme="majorHAnsi" w:eastAsiaTheme="majorEastAsia" w:hAnsiTheme="majorHAnsi" w:cstheme="majorBidi"/>
       <w:b/>
       <w:bCs/>
-      <w:color w:val="C10030"/>
-      <w:sz w:val="19"/>
+      <w:color w:val="4F81BD" w:themeColor="accent1"/>
     </w:rPr>
   </w:style>
   <w:style w:type="paragraph" w:styleId="Heading4">
@@ -1933,16 +2825,18 @@
     <w:qFormat/>
     <w:rsid w:val="00FC693F"/>
     <w:pPr>
-      <w:spacing w:after="60" w:line="240" w:lineRule="auto" w:before="0"/>
+      <w:pBdr>
+        <w:bottom w:val="single" w:sz="8" w:space="4" w:color="4F81BD" w:themeColor="accent1"/>
+      </w:pBdr>
+      <w:spacing w:after="300" w:line="240" w:lineRule="auto"/>
       <w:contextualSpacing/>
     </w:pPr>
     <w:rPr>
-      <w:rFonts w:asciiTheme="majorHAnsi" w:eastAsiaTheme="majorEastAsia" w:hAnsiTheme="majorHAnsi" w:cstheme="majorBidi" w:ascii="Georgia" w:hAnsi="Georgia"/>
-      <w:b/>
-      <w:color w:val="1B1710"/>
+      <w:rFonts w:asciiTheme="majorHAnsi" w:eastAsiaTheme="majorEastAsia" w:hAnsiTheme="majorHAnsi" w:cstheme="majorBidi"/>
+      <w:color w:val="17365D" w:themeColor="text2" w:themeShade="BF"/>
       <w:spacing w:val="5"/>
       <w:kern w:val="28"/>
-      <w:sz w:val="60"/>
+      <w:sz w:val="52"/>
       <w:szCs w:val="52"/>
     </w:rPr>
   </w:style>
@@ -1973,16 +2867,14 @@
       <w:numPr>
         <w:ilvl w:val="1"/>
       </w:numPr>
-      <w:spacing w:before="0" w:after="160"/>
     </w:pPr>
     <w:rPr>
-      <w:rFonts w:asciiTheme="majorHAnsi" w:eastAsiaTheme="majorEastAsia" w:hAnsiTheme="majorHAnsi" w:cstheme="majorBidi" w:ascii="Arial" w:hAnsi="Arial"/>
-      <w:b w:val="0"/>
-      <w:i w:val="0"/>
+      <w:rFonts w:asciiTheme="majorHAnsi" w:eastAsiaTheme="majorEastAsia" w:hAnsiTheme="majorHAnsi" w:cstheme="majorBidi"/>
+      <w:i/>
       <w:iCs/>
-      <w:color w:val="005A56"/>
+      <w:color w:val="4F81BD" w:themeColor="accent1"/>
       <w:spacing w:val="15"/>
-      <w:sz w:val="25"/>
+      <w:sz w:val="24"/>
       <w:szCs w:val="24"/>
     </w:rPr>
   </w:style>
@@ -2118,15 +3010,8 @@
       <w:numPr>
         <w:numId w:val="1"/>
       </w:numPr>
-      <w:spacing w:after="50" w:line="264" w:lineRule="auto"/>
-      <w:ind w:left="432" w:hanging="230"/>
       <w:contextualSpacing/>
     </w:pPr>
-    <w:rPr>
-      <w:rFonts w:ascii="Arial" w:hAnsi="Arial"/>
-      <w:color w:val="1B1710"/>
-      <w:sz w:val="18"/>
-    </w:rPr>
   </w:style>
   <w:style w:type="paragraph" w:styleId="ListBullet2">
     <w:name w:val="List Bullet 2"/>
@@ -13281,28 +14166,76 @@
       </w:tcPr>
     </w:tblStylePr>
   </w:style>
+  <w:style w:type="paragraph" w:customStyle="1" w:styleId="CVName">
+    <w:name w:val="CV Name"/>
+    <w:pPr>
+      <w:spacing w:before="0" w:after="10"/>
+    </w:pPr>
+    <w:rPr>
+      <w:rFonts w:ascii="Arial" w:hAnsi="Arial" w:eastAsia="Arial"/>
+      <w:b/>
+      <w:color w:val="1F4E79"/>
+      <w:sz w:val="45"/>
+    </w:rPr>
+  </w:style>
+  <w:style w:type="paragraph" w:customStyle="1" w:styleId="CVSubtitle">
+    <w:name w:val="CV Subtitle"/>
+    <w:pPr>
+      <w:spacing w:before="0" w:after="90"/>
+    </w:pPr>
+    <w:rPr>
+      <w:rFonts w:ascii="Arial" w:hAnsi="Arial" w:eastAsia="Arial"/>
+      <w:b w:val="0"/>
+      <w:color w:val="666666"/>
+      <w:sz w:val="18"/>
+    </w:rPr>
+  </w:style>
+  <w:style w:type="paragraph" w:customStyle="1" w:styleId="CVSection">
+    <w:name w:val="CV Section"/>
+    <w:pPr>
+      <w:spacing w:before="140" w:after="60"/>
+    </w:pPr>
+    <w:rPr>
+      <w:rFonts w:ascii="Arial" w:hAnsi="Arial" w:eastAsia="Arial"/>
+      <w:b/>
+      <w:color w:val="1F4E79"/>
+      <w:sz w:val="20"/>
+    </w:rPr>
+  </w:style>
+  <w:style w:type="paragraph" w:customStyle="1" w:styleId="CVItemTitle">
+    <w:name w:val="CV ItemTitle"/>
+    <w:pPr>
+      <w:spacing w:before="0" w:after="0"/>
+    </w:pPr>
+    <w:rPr>
+      <w:rFonts w:ascii="Arial" w:hAnsi="Arial" w:eastAsia="Arial"/>
+      <w:b/>
+      <w:color w:val="222222"/>
+      <w:sz w:val="19"/>
+    </w:rPr>
+  </w:style>
   <w:style w:type="paragraph" w:customStyle="1" w:styleId="CVMeta">
     <w:name w:val="CV Meta"/>
     <w:pPr>
-      <w:spacing w:after="40" w:line="240" w:lineRule="auto"/>
+      <w:spacing w:before="0" w:after="0"/>
     </w:pPr>
     <w:rPr>
-      <w:rFonts w:ascii="Arial" w:hAnsi="Arial"/>
-      <w:i/>
-      <w:color w:val="5B4F3D"/>
+      <w:rFonts w:ascii="Arial" w:hAnsi="Arial" w:eastAsia="Arial"/>
+      <w:b w:val="0"/>
+      <w:color w:val="666666"/>
       <w:sz w:val="17"/>
     </w:rPr>
   </w:style>
-  <w:style w:type="paragraph" w:customStyle="1" w:styleId="CVEntry">
-    <w:name w:val="CV Entry"/>
-    <w:pPr>
-      <w:keepNext/>
-      <w:spacing w:after="20"/>
+  <w:style w:type="paragraph" w:customStyle="1" w:styleId="CVSmall">
+    <w:name w:val="CV Small"/>
+    <w:pPr>
+      <w:spacing w:before="0" w:after="0"/>
     </w:pPr>
     <w:rPr>
-      <w:rFonts w:ascii="Arial" w:hAnsi="Arial"/>
-      <w:color w:val="1B1710"/>
-      <w:sz w:val="19"/>
+      <w:rFonts w:ascii="Arial" w:hAnsi="Arial" w:eastAsia="Arial"/>
+      <w:b w:val="0"/>
+      <w:color w:val="666666"/>
+      <w:sz w:val="16"/>
     </w:rPr>
   </w:style>
 </w:styles>
